--- a/Report.docx
+++ b/Report.docx
@@ -54,9 +54,12 @@
           <w:sz w:val="36"/>
           <w:szCs w:val="36"/>
         </w:rPr>
-        <w:t>“</w:t>
-      </w:r>
-      <w:r>
+        <w:t>What factors influence whether someone seeks mental health treatment?</w:t>
+      </w:r>
+    </w:p>
+    <w:p>
+      <w:pPr>
+        <w:jc w:val="center"/>
         <w:rPr>
           <w:rFonts w:asciiTheme="majorHAnsi" w:hAnsiTheme="majorHAnsi"/>
           <w:b/>
@@ -65,9 +68,11 @@
           <w:sz w:val="36"/>
           <w:szCs w:val="36"/>
         </w:rPr>
-        <w:t>Mental Health Trends</w:t>
-      </w:r>
-      <w:r>
+      </w:pPr>
+    </w:p>
+    <w:p>
+      <w:pPr>
+        <w:jc w:val="center"/>
         <w:rPr>
           <w:rFonts w:asciiTheme="majorHAnsi" w:hAnsiTheme="majorHAnsi"/>
           <w:b/>
@@ -76,8 +81,7 @@
           <w:sz w:val="36"/>
           <w:szCs w:val="36"/>
         </w:rPr>
-        <w:t>”</w:t>
-      </w:r>
+      </w:pPr>
     </w:p>
     <w:p>
       <w:pPr>
@@ -94,32 +98,6 @@
     </w:p>
     <w:p>
       <w:pPr>
-        <w:jc w:val="center"/>
-        <w:rPr>
-          <w:rFonts w:asciiTheme="majorHAnsi" w:hAnsiTheme="majorHAnsi"/>
-          <w:b/>
-          <w:bCs/>
-          <w:color w:val="156082" w:themeColor="accent1"/>
-          <w:sz w:val="36"/>
-          <w:szCs w:val="36"/>
-        </w:rPr>
-      </w:pPr>
-    </w:p>
-    <w:p>
-      <w:pPr>
-        <w:jc w:val="center"/>
-        <w:rPr>
-          <w:rFonts w:asciiTheme="majorHAnsi" w:hAnsiTheme="majorHAnsi"/>
-          <w:b/>
-          <w:bCs/>
-          <w:color w:val="156082" w:themeColor="accent1"/>
-          <w:sz w:val="36"/>
-          <w:szCs w:val="36"/>
-        </w:rPr>
-      </w:pPr>
-    </w:p>
-    <w:p>
-      <w:pPr>
         <w:pStyle w:val="Quote"/>
         <w:rPr>
           <w:i w:val="0"/>
@@ -282,7 +260,6 @@
     </w:p>
     <w:p>
       <w:pPr>
-        <w:jc w:val="center"/>
         <w:rPr>
           <w:rStyle w:val="IntenseEmphasis"/>
           <w:i w:val="0"/>
@@ -292,54 +269,44 @@
     </w:p>
     <w:p>
       <w:pPr>
-        <w:jc w:val="center"/>
         <w:rPr>
           <w:rStyle w:val="IntenseEmphasis"/>
           <w:i w:val="0"/>
           <w:iCs w:val="0"/>
         </w:rPr>
       </w:pPr>
-    </w:p>
-    <w:p>
-      <w:pPr>
+      <w:r>
         <w:rPr>
           <w:rStyle w:val="IntenseEmphasis"/>
           <w:i w:val="0"/>
           <w:iCs w:val="0"/>
         </w:rPr>
-      </w:pPr>
-      <w:r>
+        <w:t>Tutor: Dr Taiwo Ayodele</w:t>
+      </w:r>
+    </w:p>
+    <w:p>
+      <w:pPr>
         <w:rPr>
           <w:rStyle w:val="IntenseEmphasis"/>
           <w:i w:val="0"/>
           <w:iCs w:val="0"/>
         </w:rPr>
-        <w:t>Tutor: Dr Taiwo Ayodele</w:t>
-      </w:r>
-    </w:p>
-    <w:p>
-      <w:pPr>
+      </w:pPr>
+      <w:r>
         <w:rPr>
           <w:rStyle w:val="IntenseEmphasis"/>
           <w:i w:val="0"/>
           <w:iCs w:val="0"/>
         </w:rPr>
-      </w:pPr>
+        <w:t>Total</w:t>
+      </w:r>
       <w:r>
         <w:rPr>
           <w:rStyle w:val="IntenseEmphasis"/>
           <w:i w:val="0"/>
           <w:iCs w:val="0"/>
         </w:rPr>
-        <w:t>Date of Submission: XX/XX/202</w:t>
-      </w:r>
-      <w:r>
-        <w:rPr>
-          <w:rStyle w:val="IntenseEmphasis"/>
-          <w:i w:val="0"/>
-          <w:iCs w:val="0"/>
-        </w:rPr>
-        <w:t>5</w:t>
+        <w:t xml:space="preserve"> wordcount not including title, contents, figures or references: 2135</w:t>
       </w:r>
     </w:p>
     <w:sdt>
@@ -378,7 +345,6 @@
           <w:pPr>
             <w:pStyle w:val="TOC1"/>
             <w:tabs>
-              <w:tab w:val="left" w:pos="480"/>
               <w:tab w:val="right" w:leader="dot" w:pos="9016"/>
             </w:tabs>
             <w:rPr>
@@ -398,51 +364,34 @@
           <w:r>
             <w:fldChar w:fldCharType="separate"/>
           </w:r>
-          <w:hyperlink w:anchor="_Toc214287755" w:history="1">
+          <w:hyperlink w:anchor="_Toc217383491" w:history="1">
             <w:r>
               <w:rPr>
                 <w:rStyle w:val="Hyperlink"/>
                 <w:noProof/>
               </w:rPr>
-              <w:t>1.</w:t>
-            </w:r>
-            <w:r>
-              <w:rPr>
-                <w:rFonts w:eastAsiaTheme="minorEastAsia"/>
-                <w:noProof/>
-                <w:sz w:val="24"/>
-                <w:szCs w:val="24"/>
-                <w:lang w:eastAsia="en-GB"/>
+              <w:t>Introduction</w:t>
+            </w:r>
+            <w:r>
+              <w:rPr>
+                <w:noProof/>
+                <w:webHidden/>
               </w:rPr>
               <w:tab/>
             </w:r>
             <w:r>
               <w:rPr>
-                <w:rStyle w:val="Hyperlink"/>
-                <w:noProof/>
-              </w:rPr>
-              <w:t>Introduction</w:t>
-            </w:r>
-            <w:r>
-              <w:rPr>
                 <w:noProof/>
                 <w:webHidden/>
               </w:rPr>
-              <w:tab/>
+              <w:fldChar w:fldCharType="begin"/>
             </w:r>
             <w:r>
               <w:rPr>
                 <w:noProof/>
                 <w:webHidden/>
               </w:rPr>
-              <w:fldChar w:fldCharType="begin"/>
-            </w:r>
-            <w:r>
-              <w:rPr>
-                <w:noProof/>
-                <w:webHidden/>
-              </w:rPr>
-              <w:instrText xml:space="preserve"> PAGEREF _Toc214287755 \h </w:instrText>
+              <w:instrText xml:space="preserve"> PAGEREF _Toc217383491 \h </w:instrText>
             </w:r>
             <w:r>
               <w:rPr>
@@ -487,13 +436,13 @@
               <w:lang w:eastAsia="en-GB"/>
             </w:rPr>
           </w:pPr>
-          <w:hyperlink w:anchor="_Toc214287756" w:history="1">
+          <w:hyperlink w:anchor="_Toc217383492" w:history="1">
             <w:r>
               <w:rPr>
                 <w:rStyle w:val="Hyperlink"/>
                 <w:noProof/>
               </w:rPr>
-              <w:t>1.1. Aim</w:t>
+              <w:t>Aim</w:t>
             </w:r>
             <w:r>
               <w:rPr>
@@ -514,7 +463,7 @@
                 <w:noProof/>
                 <w:webHidden/>
               </w:rPr>
-              <w:instrText xml:space="preserve"> PAGEREF _Toc214287756 \h </w:instrText>
+              <w:instrText xml:space="preserve"> PAGEREF _Toc217383492 \h </w:instrText>
             </w:r>
             <w:r>
               <w:rPr>
@@ -559,13 +508,13 @@
               <w:lang w:eastAsia="en-GB"/>
             </w:rPr>
           </w:pPr>
-          <w:hyperlink w:anchor="_Toc214287757" w:history="1">
+          <w:hyperlink w:anchor="_Toc217383493" w:history="1">
             <w:r>
               <w:rPr>
                 <w:rStyle w:val="Hyperlink"/>
                 <w:noProof/>
               </w:rPr>
-              <w:t>1.2. Objectives</w:t>
+              <w:t>Objectives</w:t>
             </w:r>
             <w:r>
               <w:rPr>
@@ -586,7 +535,7 @@
                 <w:noProof/>
                 <w:webHidden/>
               </w:rPr>
-              <w:instrText xml:space="preserve"> PAGEREF _Toc214287757 \h </w:instrText>
+              <w:instrText xml:space="preserve"> PAGEREF _Toc217383493 \h </w:instrText>
             </w:r>
             <w:r>
               <w:rPr>
@@ -621,7 +570,6 @@
           <w:pPr>
             <w:pStyle w:val="TOC1"/>
             <w:tabs>
-              <w:tab w:val="left" w:pos="480"/>
               <w:tab w:val="right" w:leader="dot" w:pos="9016"/>
             </w:tabs>
             <w:rPr>
@@ -632,51 +580,34 @@
               <w:lang w:eastAsia="en-GB"/>
             </w:rPr>
           </w:pPr>
-          <w:hyperlink w:anchor="_Toc214287758" w:history="1">
+          <w:hyperlink w:anchor="_Toc217383494" w:history="1">
             <w:r>
               <w:rPr>
                 <w:rStyle w:val="Hyperlink"/>
                 <w:noProof/>
               </w:rPr>
-              <w:t>2.</w:t>
-            </w:r>
-            <w:r>
-              <w:rPr>
-                <w:rFonts w:eastAsiaTheme="minorEastAsia"/>
-                <w:noProof/>
-                <w:sz w:val="24"/>
-                <w:szCs w:val="24"/>
-                <w:lang w:eastAsia="en-GB"/>
+              <w:t>Methodology</w:t>
+            </w:r>
+            <w:r>
+              <w:rPr>
+                <w:noProof/>
+                <w:webHidden/>
               </w:rPr>
               <w:tab/>
             </w:r>
             <w:r>
               <w:rPr>
-                <w:rStyle w:val="Hyperlink"/>
-                <w:noProof/>
-              </w:rPr>
-              <w:t>Selection &amp; Visualisation</w:t>
-            </w:r>
-            <w:r>
-              <w:rPr>
                 <w:noProof/>
                 <w:webHidden/>
               </w:rPr>
-              <w:tab/>
+              <w:fldChar w:fldCharType="begin"/>
             </w:r>
             <w:r>
               <w:rPr>
                 <w:noProof/>
                 <w:webHidden/>
               </w:rPr>
-              <w:fldChar w:fldCharType="begin"/>
-            </w:r>
-            <w:r>
-              <w:rPr>
-                <w:noProof/>
-                <w:webHidden/>
-              </w:rPr>
-              <w:instrText xml:space="preserve"> PAGEREF _Toc214287758 \h </w:instrText>
+              <w:instrText xml:space="preserve"> PAGEREF _Toc217383494 \h </w:instrText>
             </w:r>
             <w:r>
               <w:rPr>
@@ -709,9 +640,8 @@
         </w:p>
         <w:p>
           <w:pPr>
-            <w:pStyle w:val="TOC1"/>
+            <w:pStyle w:val="TOC2"/>
             <w:tabs>
-              <w:tab w:val="left" w:pos="480"/>
               <w:tab w:val="right" w:leader="dot" w:pos="9016"/>
             </w:tabs>
             <w:rPr>
@@ -722,71 +652,54 @@
               <w:lang w:eastAsia="en-GB"/>
             </w:rPr>
           </w:pPr>
-          <w:hyperlink w:anchor="_Toc214287759" w:history="1">
+          <w:hyperlink w:anchor="_Toc217383495" w:history="1">
             <w:r>
               <w:rPr>
                 <w:rStyle w:val="Hyperlink"/>
                 <w:noProof/>
               </w:rPr>
-              <w:t>3.</w:t>
-            </w:r>
-            <w:r>
-              <w:rPr>
-                <w:rFonts w:eastAsiaTheme="minorEastAsia"/>
-                <w:noProof/>
-                <w:sz w:val="24"/>
-                <w:szCs w:val="24"/>
-                <w:lang w:eastAsia="en-GB"/>
+              <w:t>Selection &amp; Visualisation</w:t>
+            </w:r>
+            <w:r>
+              <w:rPr>
+                <w:noProof/>
+                <w:webHidden/>
               </w:rPr>
               <w:tab/>
             </w:r>
             <w:r>
               <w:rPr>
-                <w:rStyle w:val="Hyperlink"/>
-                <w:noProof/>
-              </w:rPr>
-              <w:t>Data Preparation</w:t>
-            </w:r>
-            <w:r>
-              <w:rPr>
                 <w:noProof/>
                 <w:webHidden/>
               </w:rPr>
-              <w:tab/>
+              <w:fldChar w:fldCharType="begin"/>
             </w:r>
             <w:r>
               <w:rPr>
                 <w:noProof/>
                 <w:webHidden/>
               </w:rPr>
-              <w:fldChar w:fldCharType="begin"/>
+              <w:instrText xml:space="preserve"> PAGEREF _Toc217383495 \h </w:instrText>
             </w:r>
             <w:r>
               <w:rPr>
                 <w:noProof/>
                 <w:webHidden/>
               </w:rPr>
-              <w:instrText xml:space="preserve"> PAGEREF _Toc214287759 \h </w:instrText>
             </w:r>
             <w:r>
               <w:rPr>
                 <w:noProof/>
                 <w:webHidden/>
               </w:rPr>
+              <w:fldChar w:fldCharType="separate"/>
             </w:r>
             <w:r>
               <w:rPr>
                 <w:noProof/>
                 <w:webHidden/>
               </w:rPr>
-              <w:fldChar w:fldCharType="separate"/>
-            </w:r>
-            <w:r>
-              <w:rPr>
-                <w:noProof/>
-                <w:webHidden/>
-              </w:rPr>
-              <w:t>5</w:t>
+              <w:t>4</w:t>
             </w:r>
             <w:r>
               <w:rPr>
@@ -799,9 +712,8 @@
         </w:p>
         <w:p>
           <w:pPr>
-            <w:pStyle w:val="TOC1"/>
+            <w:pStyle w:val="TOC2"/>
             <w:tabs>
-              <w:tab w:val="left" w:pos="480"/>
               <w:tab w:val="right" w:leader="dot" w:pos="9016"/>
             </w:tabs>
             <w:rPr>
@@ -812,71 +724,54 @@
               <w:lang w:eastAsia="en-GB"/>
             </w:rPr>
           </w:pPr>
-          <w:hyperlink w:anchor="_Toc214287760" w:history="1">
+          <w:hyperlink w:anchor="_Toc217383496" w:history="1">
             <w:r>
               <w:rPr>
                 <w:rStyle w:val="Hyperlink"/>
                 <w:noProof/>
               </w:rPr>
-              <w:t>4.</w:t>
-            </w:r>
-            <w:r>
-              <w:rPr>
-                <w:rFonts w:eastAsiaTheme="minorEastAsia"/>
-                <w:noProof/>
-                <w:sz w:val="24"/>
-                <w:szCs w:val="24"/>
-                <w:lang w:eastAsia="en-GB"/>
+              <w:t>Preparation</w:t>
+            </w:r>
+            <w:r>
+              <w:rPr>
+                <w:noProof/>
+                <w:webHidden/>
               </w:rPr>
               <w:tab/>
             </w:r>
             <w:r>
               <w:rPr>
-                <w:rStyle w:val="Hyperlink"/>
-                <w:noProof/>
-              </w:rPr>
-              <w:t>Data Exploration</w:t>
-            </w:r>
-            <w:r>
-              <w:rPr>
                 <w:noProof/>
                 <w:webHidden/>
               </w:rPr>
-              <w:tab/>
+              <w:fldChar w:fldCharType="begin"/>
             </w:r>
             <w:r>
               <w:rPr>
                 <w:noProof/>
                 <w:webHidden/>
               </w:rPr>
-              <w:fldChar w:fldCharType="begin"/>
+              <w:instrText xml:space="preserve"> PAGEREF _Toc217383496 \h </w:instrText>
             </w:r>
             <w:r>
               <w:rPr>
                 <w:noProof/>
                 <w:webHidden/>
               </w:rPr>
-              <w:instrText xml:space="preserve"> PAGEREF _Toc214287760 \h </w:instrText>
             </w:r>
             <w:r>
               <w:rPr>
                 <w:noProof/>
                 <w:webHidden/>
               </w:rPr>
+              <w:fldChar w:fldCharType="separate"/>
             </w:r>
             <w:r>
               <w:rPr>
                 <w:noProof/>
                 <w:webHidden/>
               </w:rPr>
-              <w:fldChar w:fldCharType="separate"/>
-            </w:r>
-            <w:r>
-              <w:rPr>
-                <w:noProof/>
-                <w:webHidden/>
-              </w:rPr>
-              <w:t>6</w:t>
+              <w:t>5</w:t>
             </w:r>
             <w:r>
               <w:rPr>
@@ -889,9 +784,8 @@
         </w:p>
         <w:p>
           <w:pPr>
-            <w:pStyle w:val="TOC1"/>
+            <w:pStyle w:val="TOC2"/>
             <w:tabs>
-              <w:tab w:val="left" w:pos="480"/>
               <w:tab w:val="right" w:leader="dot" w:pos="9016"/>
             </w:tabs>
             <w:rPr>
@@ -902,51 +796,34 @@
               <w:lang w:eastAsia="en-GB"/>
             </w:rPr>
           </w:pPr>
-          <w:hyperlink w:anchor="_Toc214287761" w:history="1">
+          <w:hyperlink w:anchor="_Toc217383497" w:history="1">
             <w:r>
               <w:rPr>
                 <w:rStyle w:val="Hyperlink"/>
                 <w:noProof/>
               </w:rPr>
-              <w:t>5.</w:t>
-            </w:r>
-            <w:r>
-              <w:rPr>
-                <w:rFonts w:eastAsiaTheme="minorEastAsia"/>
-                <w:noProof/>
-                <w:sz w:val="24"/>
-                <w:szCs w:val="24"/>
-                <w:lang w:eastAsia="en-GB"/>
+              <w:t>Exploration</w:t>
+            </w:r>
+            <w:r>
+              <w:rPr>
+                <w:noProof/>
+                <w:webHidden/>
               </w:rPr>
               <w:tab/>
             </w:r>
             <w:r>
               <w:rPr>
-                <w:rStyle w:val="Hyperlink"/>
-                <w:noProof/>
-              </w:rPr>
-              <w:t>Data Modelling &amp; Visualisation</w:t>
-            </w:r>
-            <w:r>
-              <w:rPr>
                 <w:noProof/>
                 <w:webHidden/>
               </w:rPr>
-              <w:tab/>
+              <w:fldChar w:fldCharType="begin"/>
             </w:r>
             <w:r>
               <w:rPr>
                 <w:noProof/>
                 <w:webHidden/>
               </w:rPr>
-              <w:fldChar w:fldCharType="begin"/>
-            </w:r>
-            <w:r>
-              <w:rPr>
-                <w:noProof/>
-                <w:webHidden/>
-              </w:rPr>
-              <w:instrText xml:space="preserve"> PAGEREF _Toc214287761 \h </w:instrText>
+              <w:instrText xml:space="preserve"> PAGEREF _Toc217383497 \h </w:instrText>
             </w:r>
             <w:r>
               <w:rPr>
@@ -979,9 +856,8 @@
         </w:p>
         <w:p>
           <w:pPr>
-            <w:pStyle w:val="TOC1"/>
+            <w:pStyle w:val="TOC2"/>
             <w:tabs>
-              <w:tab w:val="left" w:pos="480"/>
               <w:tab w:val="right" w:leader="dot" w:pos="9016"/>
             </w:tabs>
             <w:rPr>
@@ -992,71 +868,54 @@
               <w:lang w:eastAsia="en-GB"/>
             </w:rPr>
           </w:pPr>
-          <w:hyperlink w:anchor="_Toc214287762" w:history="1">
+          <w:hyperlink w:anchor="_Toc217383498" w:history="1">
             <w:r>
               <w:rPr>
                 <w:rStyle w:val="Hyperlink"/>
                 <w:noProof/>
               </w:rPr>
-              <w:t>6.</w:t>
-            </w:r>
-            <w:r>
-              <w:rPr>
-                <w:rFonts w:eastAsiaTheme="minorEastAsia"/>
-                <w:noProof/>
-                <w:sz w:val="24"/>
-                <w:szCs w:val="24"/>
-                <w:lang w:eastAsia="en-GB"/>
+              <w:t>Modelling</w:t>
+            </w:r>
+            <w:r>
+              <w:rPr>
+                <w:noProof/>
+                <w:webHidden/>
               </w:rPr>
               <w:tab/>
             </w:r>
             <w:r>
               <w:rPr>
-                <w:rStyle w:val="Hyperlink"/>
-                <w:noProof/>
-              </w:rPr>
-              <w:t>Evaluation</w:t>
-            </w:r>
-            <w:r>
-              <w:rPr>
                 <w:noProof/>
                 <w:webHidden/>
               </w:rPr>
-              <w:tab/>
+              <w:fldChar w:fldCharType="begin"/>
             </w:r>
             <w:r>
               <w:rPr>
                 <w:noProof/>
                 <w:webHidden/>
               </w:rPr>
-              <w:fldChar w:fldCharType="begin"/>
+              <w:instrText xml:space="preserve"> PAGEREF _Toc217383498 \h </w:instrText>
             </w:r>
             <w:r>
               <w:rPr>
                 <w:noProof/>
                 <w:webHidden/>
               </w:rPr>
-              <w:instrText xml:space="preserve"> PAGEREF _Toc214287762 \h </w:instrText>
             </w:r>
             <w:r>
               <w:rPr>
                 <w:noProof/>
                 <w:webHidden/>
               </w:rPr>
+              <w:fldChar w:fldCharType="separate"/>
             </w:r>
             <w:r>
               <w:rPr>
                 <w:noProof/>
                 <w:webHidden/>
               </w:rPr>
-              <w:fldChar w:fldCharType="separate"/>
-            </w:r>
-            <w:r>
-              <w:rPr>
-                <w:noProof/>
-                <w:webHidden/>
-              </w:rPr>
-              <w:t>7</w:t>
+              <w:t>8</w:t>
             </w:r>
             <w:r>
               <w:rPr>
@@ -1071,7 +930,6 @@
           <w:pPr>
             <w:pStyle w:val="TOC1"/>
             <w:tabs>
-              <w:tab w:val="left" w:pos="480"/>
               <w:tab w:val="right" w:leader="dot" w:pos="9016"/>
             </w:tabs>
             <w:rPr>
@@ -1082,71 +940,54 @@
               <w:lang w:eastAsia="en-GB"/>
             </w:rPr>
           </w:pPr>
-          <w:hyperlink w:anchor="_Toc214287763" w:history="1">
+          <w:hyperlink w:anchor="_Toc217383499" w:history="1">
             <w:r>
               <w:rPr>
                 <w:rStyle w:val="Hyperlink"/>
                 <w:noProof/>
               </w:rPr>
-              <w:t>7.</w:t>
-            </w:r>
-            <w:r>
-              <w:rPr>
-                <w:rFonts w:eastAsiaTheme="minorEastAsia"/>
-                <w:noProof/>
-                <w:sz w:val="24"/>
-                <w:szCs w:val="24"/>
-                <w:lang w:eastAsia="en-GB"/>
+              <w:t>Results</w:t>
+            </w:r>
+            <w:r>
+              <w:rPr>
+                <w:noProof/>
+                <w:webHidden/>
               </w:rPr>
               <w:tab/>
             </w:r>
             <w:r>
               <w:rPr>
-                <w:rStyle w:val="Hyperlink"/>
-                <w:noProof/>
-              </w:rPr>
-              <w:t>Discussion &amp; Conclusion</w:t>
-            </w:r>
-            <w:r>
-              <w:rPr>
                 <w:noProof/>
                 <w:webHidden/>
               </w:rPr>
-              <w:tab/>
+              <w:fldChar w:fldCharType="begin"/>
             </w:r>
             <w:r>
               <w:rPr>
                 <w:noProof/>
                 <w:webHidden/>
               </w:rPr>
-              <w:fldChar w:fldCharType="begin"/>
+              <w:instrText xml:space="preserve"> PAGEREF _Toc217383499 \h </w:instrText>
             </w:r>
             <w:r>
               <w:rPr>
                 <w:noProof/>
                 <w:webHidden/>
               </w:rPr>
-              <w:instrText xml:space="preserve"> PAGEREF _Toc214287763 \h </w:instrText>
             </w:r>
             <w:r>
               <w:rPr>
                 <w:noProof/>
                 <w:webHidden/>
               </w:rPr>
+              <w:fldChar w:fldCharType="separate"/>
             </w:r>
             <w:r>
               <w:rPr>
                 <w:noProof/>
                 <w:webHidden/>
               </w:rPr>
-              <w:fldChar w:fldCharType="separate"/>
-            </w:r>
-            <w:r>
-              <w:rPr>
-                <w:noProof/>
-                <w:webHidden/>
-              </w:rPr>
-              <w:t>7</w:t>
+              <w:t>9</w:t>
             </w:r>
             <w:r>
               <w:rPr>
@@ -1159,9 +1000,8 @@
         </w:p>
         <w:p>
           <w:pPr>
-            <w:pStyle w:val="TOC1"/>
+            <w:pStyle w:val="TOC2"/>
             <w:tabs>
-              <w:tab w:val="left" w:pos="480"/>
               <w:tab w:val="right" w:leader="dot" w:pos="9016"/>
             </w:tabs>
             <w:rPr>
@@ -1172,29 +1012,300 @@
               <w:lang w:eastAsia="en-GB"/>
             </w:rPr>
           </w:pPr>
-          <w:hyperlink w:anchor="_Toc214287764" w:history="1">
+          <w:hyperlink w:anchor="_Toc217383500" w:history="1">
             <w:r>
               <w:rPr>
                 <w:rStyle w:val="Hyperlink"/>
                 <w:noProof/>
               </w:rPr>
-              <w:t>8.</w:t>
-            </w:r>
-            <w:r>
-              <w:rPr>
-                <w:rFonts w:eastAsiaTheme="minorEastAsia"/>
-                <w:noProof/>
-                <w:sz w:val="24"/>
-                <w:szCs w:val="24"/>
-                <w:lang w:eastAsia="en-GB"/>
+              <w:t>Random Forest</w:t>
+            </w:r>
+            <w:r>
+              <w:rPr>
+                <w:noProof/>
+                <w:webHidden/>
               </w:rPr>
               <w:tab/>
             </w:r>
             <w:r>
               <w:rPr>
+                <w:noProof/>
+                <w:webHidden/>
+              </w:rPr>
+              <w:fldChar w:fldCharType="begin"/>
+            </w:r>
+            <w:r>
+              <w:rPr>
+                <w:noProof/>
+                <w:webHidden/>
+              </w:rPr>
+              <w:instrText xml:space="preserve"> PAGEREF _Toc217383500 \h </w:instrText>
+            </w:r>
+            <w:r>
+              <w:rPr>
+                <w:noProof/>
+                <w:webHidden/>
+              </w:rPr>
+            </w:r>
+            <w:r>
+              <w:rPr>
+                <w:noProof/>
+                <w:webHidden/>
+              </w:rPr>
+              <w:fldChar w:fldCharType="separate"/>
+            </w:r>
+            <w:r>
+              <w:rPr>
+                <w:noProof/>
+                <w:webHidden/>
+              </w:rPr>
+              <w:t>9</w:t>
+            </w:r>
+            <w:r>
+              <w:rPr>
+                <w:noProof/>
+                <w:webHidden/>
+              </w:rPr>
+              <w:fldChar w:fldCharType="end"/>
+            </w:r>
+          </w:hyperlink>
+        </w:p>
+        <w:p>
+          <w:pPr>
+            <w:pStyle w:val="TOC2"/>
+            <w:tabs>
+              <w:tab w:val="right" w:leader="dot" w:pos="9016"/>
+            </w:tabs>
+            <w:rPr>
+              <w:rFonts w:eastAsiaTheme="minorEastAsia"/>
+              <w:noProof/>
+              <w:sz w:val="24"/>
+              <w:szCs w:val="24"/>
+              <w:lang w:eastAsia="en-GB"/>
+            </w:rPr>
+          </w:pPr>
+          <w:hyperlink w:anchor="_Toc217383501" w:history="1">
+            <w:r>
+              <w:rPr>
                 <w:rStyle w:val="Hyperlink"/>
                 <w:noProof/>
               </w:rPr>
+              <w:t>XGBoost</w:t>
+            </w:r>
+            <w:r>
+              <w:rPr>
+                <w:noProof/>
+                <w:webHidden/>
+              </w:rPr>
+              <w:tab/>
+            </w:r>
+            <w:r>
+              <w:rPr>
+                <w:noProof/>
+                <w:webHidden/>
+              </w:rPr>
+              <w:fldChar w:fldCharType="begin"/>
+            </w:r>
+            <w:r>
+              <w:rPr>
+                <w:noProof/>
+                <w:webHidden/>
+              </w:rPr>
+              <w:instrText xml:space="preserve"> PAGEREF _Toc217383501 \h </w:instrText>
+            </w:r>
+            <w:r>
+              <w:rPr>
+                <w:noProof/>
+                <w:webHidden/>
+              </w:rPr>
+            </w:r>
+            <w:r>
+              <w:rPr>
+                <w:noProof/>
+                <w:webHidden/>
+              </w:rPr>
+              <w:fldChar w:fldCharType="separate"/>
+            </w:r>
+            <w:r>
+              <w:rPr>
+                <w:noProof/>
+                <w:webHidden/>
+              </w:rPr>
+              <w:t>10</w:t>
+            </w:r>
+            <w:r>
+              <w:rPr>
+                <w:noProof/>
+                <w:webHidden/>
+              </w:rPr>
+              <w:fldChar w:fldCharType="end"/>
+            </w:r>
+          </w:hyperlink>
+        </w:p>
+        <w:p>
+          <w:pPr>
+            <w:pStyle w:val="TOC1"/>
+            <w:tabs>
+              <w:tab w:val="right" w:leader="dot" w:pos="9016"/>
+            </w:tabs>
+            <w:rPr>
+              <w:rFonts w:eastAsiaTheme="minorEastAsia"/>
+              <w:noProof/>
+              <w:sz w:val="24"/>
+              <w:szCs w:val="24"/>
+              <w:lang w:eastAsia="en-GB"/>
+            </w:rPr>
+          </w:pPr>
+          <w:hyperlink w:anchor="_Toc217383502" w:history="1">
+            <w:r>
+              <w:rPr>
+                <w:rStyle w:val="Hyperlink"/>
+                <w:noProof/>
+              </w:rPr>
+              <w:t>Discussion</w:t>
+            </w:r>
+            <w:r>
+              <w:rPr>
+                <w:noProof/>
+                <w:webHidden/>
+              </w:rPr>
+              <w:tab/>
+            </w:r>
+            <w:r>
+              <w:rPr>
+                <w:noProof/>
+                <w:webHidden/>
+              </w:rPr>
+              <w:fldChar w:fldCharType="begin"/>
+            </w:r>
+            <w:r>
+              <w:rPr>
+                <w:noProof/>
+                <w:webHidden/>
+              </w:rPr>
+              <w:instrText xml:space="preserve"> PAGEREF _Toc217383502 \h </w:instrText>
+            </w:r>
+            <w:r>
+              <w:rPr>
+                <w:noProof/>
+                <w:webHidden/>
+              </w:rPr>
+            </w:r>
+            <w:r>
+              <w:rPr>
+                <w:noProof/>
+                <w:webHidden/>
+              </w:rPr>
+              <w:fldChar w:fldCharType="separate"/>
+            </w:r>
+            <w:r>
+              <w:rPr>
+                <w:noProof/>
+                <w:webHidden/>
+              </w:rPr>
+              <w:t>12</w:t>
+            </w:r>
+            <w:r>
+              <w:rPr>
+                <w:noProof/>
+                <w:webHidden/>
+              </w:rPr>
+              <w:fldChar w:fldCharType="end"/>
+            </w:r>
+          </w:hyperlink>
+        </w:p>
+        <w:p>
+          <w:pPr>
+            <w:pStyle w:val="TOC1"/>
+            <w:tabs>
+              <w:tab w:val="right" w:leader="dot" w:pos="9016"/>
+            </w:tabs>
+            <w:rPr>
+              <w:rFonts w:eastAsiaTheme="minorEastAsia"/>
+              <w:noProof/>
+              <w:sz w:val="24"/>
+              <w:szCs w:val="24"/>
+              <w:lang w:eastAsia="en-GB"/>
+            </w:rPr>
+          </w:pPr>
+          <w:hyperlink w:anchor="_Toc217383503" w:history="1">
+            <w:r>
+              <w:rPr>
+                <w:rStyle w:val="Hyperlink"/>
+                <w:noProof/>
+              </w:rPr>
+              <w:t>Conclusion</w:t>
+            </w:r>
+            <w:r>
+              <w:rPr>
+                <w:noProof/>
+                <w:webHidden/>
+              </w:rPr>
+              <w:tab/>
+            </w:r>
+            <w:r>
+              <w:rPr>
+                <w:noProof/>
+                <w:webHidden/>
+              </w:rPr>
+              <w:fldChar w:fldCharType="begin"/>
+            </w:r>
+            <w:r>
+              <w:rPr>
+                <w:noProof/>
+                <w:webHidden/>
+              </w:rPr>
+              <w:instrText xml:space="preserve"> PAGEREF _Toc217383503 \h </w:instrText>
+            </w:r>
+            <w:r>
+              <w:rPr>
+                <w:noProof/>
+                <w:webHidden/>
+              </w:rPr>
+            </w:r>
+            <w:r>
+              <w:rPr>
+                <w:noProof/>
+                <w:webHidden/>
+              </w:rPr>
+              <w:fldChar w:fldCharType="separate"/>
+            </w:r>
+            <w:r>
+              <w:rPr>
+                <w:noProof/>
+                <w:webHidden/>
+              </w:rPr>
+              <w:t>12</w:t>
+            </w:r>
+            <w:r>
+              <w:rPr>
+                <w:noProof/>
+                <w:webHidden/>
+              </w:rPr>
+              <w:fldChar w:fldCharType="end"/>
+            </w:r>
+          </w:hyperlink>
+        </w:p>
+        <w:p>
+          <w:pPr>
+            <w:pStyle w:val="TOC1"/>
+            <w:tabs>
+              <w:tab w:val="right" w:leader="dot" w:pos="9016"/>
+            </w:tabs>
+            <w:rPr>
+              <w:rFonts w:eastAsiaTheme="minorEastAsia"/>
+              <w:noProof/>
+              <w:sz w:val="24"/>
+              <w:szCs w:val="24"/>
+              <w:lang w:eastAsia="en-GB"/>
+            </w:rPr>
+          </w:pPr>
+          <w:hyperlink w:anchor="_Toc217383504" w:history="1">
+            <w:r>
+              <w:rPr>
+                <w:rStyle w:val="Hyperlink"/>
+                <w:noProof/>
+              </w:rPr>
               <w:t>References</w:t>
             </w:r>
             <w:r>
@@ -1216,7 +1327,7 @@
                 <w:noProof/>
                 <w:webHidden/>
               </w:rPr>
-              <w:instrText xml:space="preserve"> PAGEREF _Toc214287764 \h </w:instrText>
+              <w:instrText xml:space="preserve"> PAGEREF _Toc217383504 \h </w:instrText>
             </w:r>
             <w:r>
               <w:rPr>
@@ -1236,7 +1347,7 @@
                 <w:noProof/>
                 <w:webHidden/>
               </w:rPr>
-              <w:t>8</w:t>
+              <w:t>13</w:t>
             </w:r>
             <w:r>
               <w:rPr>
@@ -1278,9 +1389,12 @@
         <w:tabs>
           <w:tab w:val="right" w:leader="dot" w:pos="9016"/>
         </w:tabs>
-        <w:ind w:left="12960" w:hanging="12960"/>
-        <w:rPr>
+        <w:rPr>
+          <w:rFonts w:eastAsiaTheme="minorEastAsia"/>
           <w:noProof/>
+          <w:sz w:val="24"/>
+          <w:szCs w:val="24"/>
+          <w:lang w:eastAsia="en-GB"/>
         </w:rPr>
       </w:pPr>
       <w:r>
@@ -1292,7 +1406,7 @@
       <w:r>
         <w:fldChar w:fldCharType="separate"/>
       </w:r>
-      <w:hyperlink w:anchor="_Toc214287765" w:history="1">
+      <w:hyperlink w:anchor="_Toc217383505" w:history="1">
         <w:r>
           <w:rPr>
             <w:rStyle w:val="Hyperlink"/>
@@ -1319,7 +1433,7 @@
             <w:noProof/>
             <w:webHidden/>
           </w:rPr>
-          <w:instrText xml:space="preserve"> PAGEREF _Toc214287765 \h </w:instrText>
+          <w:instrText xml:space="preserve"> PAGEREF _Toc217383505 \h </w:instrText>
         </w:r>
         <w:r>
           <w:rPr>
@@ -1357,10 +1471,14 @@
           <w:tab w:val="right" w:leader="dot" w:pos="9016"/>
         </w:tabs>
         <w:rPr>
+          <w:rFonts w:eastAsiaTheme="minorEastAsia"/>
           <w:noProof/>
-        </w:rPr>
-      </w:pPr>
-      <w:hyperlink w:anchor="_Toc214287766" w:history="1">
+          <w:sz w:val="24"/>
+          <w:szCs w:val="24"/>
+          <w:lang w:eastAsia="en-GB"/>
+        </w:rPr>
+      </w:pPr>
+      <w:hyperlink w:anchor="_Toc217383506" w:history="1">
         <w:r>
           <w:rPr>
             <w:rStyle w:val="Hyperlink"/>
@@ -1387,7 +1505,7 @@
             <w:noProof/>
             <w:webHidden/>
           </w:rPr>
-          <w:instrText xml:space="preserve"> PAGEREF _Toc214287766 \h </w:instrText>
+          <w:instrText xml:space="preserve"> PAGEREF _Toc217383506 \h </w:instrText>
         </w:r>
         <w:r>
           <w:rPr>
@@ -1425,10 +1543,14 @@
           <w:tab w:val="right" w:leader="dot" w:pos="9016"/>
         </w:tabs>
         <w:rPr>
+          <w:rFonts w:eastAsiaTheme="minorEastAsia"/>
           <w:noProof/>
-        </w:rPr>
-      </w:pPr>
-      <w:hyperlink w:anchor="_Toc214287767" w:history="1">
+          <w:sz w:val="24"/>
+          <w:szCs w:val="24"/>
+          <w:lang w:eastAsia="en-GB"/>
+        </w:rPr>
+      </w:pPr>
+      <w:hyperlink w:anchor="_Toc217383507" w:history="1">
         <w:r>
           <w:rPr>
             <w:rStyle w:val="Hyperlink"/>
@@ -1455,7 +1577,7 @@
             <w:noProof/>
             <w:webHidden/>
           </w:rPr>
-          <w:instrText xml:space="preserve"> PAGEREF _Toc214287767 \h </w:instrText>
+          <w:instrText xml:space="preserve"> PAGEREF _Toc217383507 \h </w:instrText>
         </w:r>
         <w:r>
           <w:rPr>
@@ -1493,10 +1615,14 @@
           <w:tab w:val="right" w:leader="dot" w:pos="9016"/>
         </w:tabs>
         <w:rPr>
+          <w:rFonts w:eastAsiaTheme="minorEastAsia"/>
           <w:noProof/>
-        </w:rPr>
-      </w:pPr>
-      <w:hyperlink w:anchor="_Toc214287768" w:history="1">
+          <w:sz w:val="24"/>
+          <w:szCs w:val="24"/>
+          <w:lang w:eastAsia="en-GB"/>
+        </w:rPr>
+      </w:pPr>
+      <w:hyperlink w:anchor="_Toc217383508" w:history="1">
         <w:r>
           <w:rPr>
             <w:rStyle w:val="Hyperlink"/>
@@ -1523,7 +1649,7 @@
             <w:noProof/>
             <w:webHidden/>
           </w:rPr>
-          <w:instrText xml:space="preserve"> PAGEREF _Toc214287768 \h </w:instrText>
+          <w:instrText xml:space="preserve"> PAGEREF _Toc217383508 \h </w:instrText>
         </w:r>
         <w:r>
           <w:rPr>
@@ -1561,10 +1687,14 @@
           <w:tab w:val="right" w:leader="dot" w:pos="9016"/>
         </w:tabs>
         <w:rPr>
+          <w:rFonts w:eastAsiaTheme="minorEastAsia"/>
           <w:noProof/>
-        </w:rPr>
-      </w:pPr>
-      <w:hyperlink w:anchor="_Toc214287769" w:history="1">
+          <w:sz w:val="24"/>
+          <w:szCs w:val="24"/>
+          <w:lang w:eastAsia="en-GB"/>
+        </w:rPr>
+      </w:pPr>
+      <w:hyperlink w:anchor="_Toc217383509" w:history="1">
         <w:r>
           <w:rPr>
             <w:rStyle w:val="Hyperlink"/>
@@ -1591,7 +1721,7 @@
             <w:noProof/>
             <w:webHidden/>
           </w:rPr>
-          <w:instrText xml:space="preserve"> PAGEREF _Toc214287769 \h </w:instrText>
+          <w:instrText xml:space="preserve"> PAGEREF _Toc217383509 \h </w:instrText>
         </w:r>
         <w:r>
           <w:rPr>
@@ -1629,10 +1759,14 @@
           <w:tab w:val="right" w:leader="dot" w:pos="9016"/>
         </w:tabs>
         <w:rPr>
+          <w:rFonts w:eastAsiaTheme="minorEastAsia"/>
           <w:noProof/>
-        </w:rPr>
-      </w:pPr>
-      <w:hyperlink w:anchor="_Toc214287770" w:history="1">
+          <w:sz w:val="24"/>
+          <w:szCs w:val="24"/>
+          <w:lang w:eastAsia="en-GB"/>
+        </w:rPr>
+      </w:pPr>
+      <w:hyperlink w:anchor="_Toc217383510" w:history="1">
         <w:r>
           <w:rPr>
             <w:rStyle w:val="Hyperlink"/>
@@ -1659,7 +1793,7 @@
             <w:noProof/>
             <w:webHidden/>
           </w:rPr>
-          <w:instrText xml:space="preserve"> PAGEREF _Toc214287770 \h </w:instrText>
+          <w:instrText xml:space="preserve"> PAGEREF _Toc217383510 \h </w:instrText>
         </w:r>
         <w:r>
           <w:rPr>
@@ -1691,6 +1825,798 @@
       </w:hyperlink>
     </w:p>
     <w:p>
+      <w:pPr>
+        <w:pStyle w:val="TableofFigures"/>
+        <w:tabs>
+          <w:tab w:val="right" w:leader="dot" w:pos="9016"/>
+        </w:tabs>
+        <w:rPr>
+          <w:rFonts w:eastAsiaTheme="minorEastAsia"/>
+          <w:noProof/>
+          <w:sz w:val="24"/>
+          <w:szCs w:val="24"/>
+          <w:lang w:eastAsia="en-GB"/>
+        </w:rPr>
+      </w:pPr>
+      <w:hyperlink w:anchor="_Toc217383511" w:history="1">
+        <w:r>
+          <w:rPr>
+            <w:rStyle w:val="Hyperlink"/>
+            <w:noProof/>
+          </w:rPr>
+          <w:t>Figure 7 Sampling the dataset</w:t>
+        </w:r>
+        <w:r>
+          <w:rPr>
+            <w:noProof/>
+            <w:webHidden/>
+          </w:rPr>
+          <w:tab/>
+        </w:r>
+        <w:r>
+          <w:rPr>
+            <w:noProof/>
+            <w:webHidden/>
+          </w:rPr>
+          <w:fldChar w:fldCharType="begin"/>
+        </w:r>
+        <w:r>
+          <w:rPr>
+            <w:noProof/>
+            <w:webHidden/>
+          </w:rPr>
+          <w:instrText xml:space="preserve"> PAGEREF _Toc217383511 \h </w:instrText>
+        </w:r>
+        <w:r>
+          <w:rPr>
+            <w:noProof/>
+            <w:webHidden/>
+          </w:rPr>
+        </w:r>
+        <w:r>
+          <w:rPr>
+            <w:noProof/>
+            <w:webHidden/>
+          </w:rPr>
+          <w:fldChar w:fldCharType="separate"/>
+        </w:r>
+        <w:r>
+          <w:rPr>
+            <w:noProof/>
+            <w:webHidden/>
+          </w:rPr>
+          <w:t>6</w:t>
+        </w:r>
+        <w:r>
+          <w:rPr>
+            <w:noProof/>
+            <w:webHidden/>
+          </w:rPr>
+          <w:fldChar w:fldCharType="end"/>
+        </w:r>
+      </w:hyperlink>
+    </w:p>
+    <w:p>
+      <w:pPr>
+        <w:pStyle w:val="TableofFigures"/>
+        <w:tabs>
+          <w:tab w:val="right" w:leader="dot" w:pos="9016"/>
+        </w:tabs>
+        <w:rPr>
+          <w:rFonts w:eastAsiaTheme="minorEastAsia"/>
+          <w:noProof/>
+          <w:sz w:val="24"/>
+          <w:szCs w:val="24"/>
+          <w:lang w:eastAsia="en-GB"/>
+        </w:rPr>
+      </w:pPr>
+      <w:hyperlink w:anchor="_Toc217383512" w:history="1">
+        <w:r>
+          <w:rPr>
+            <w:rStyle w:val="Hyperlink"/>
+            <w:noProof/>
+          </w:rPr>
+          <w:t>Figure 8 Gender comparison of treatment and emotional struggles</w:t>
+        </w:r>
+        <w:r>
+          <w:rPr>
+            <w:noProof/>
+            <w:webHidden/>
+          </w:rPr>
+          <w:tab/>
+        </w:r>
+        <w:r>
+          <w:rPr>
+            <w:noProof/>
+            <w:webHidden/>
+          </w:rPr>
+          <w:fldChar w:fldCharType="begin"/>
+        </w:r>
+        <w:r>
+          <w:rPr>
+            <w:noProof/>
+            <w:webHidden/>
+          </w:rPr>
+          <w:instrText xml:space="preserve"> PAGEREF _Toc217383512 \h </w:instrText>
+        </w:r>
+        <w:r>
+          <w:rPr>
+            <w:noProof/>
+            <w:webHidden/>
+          </w:rPr>
+        </w:r>
+        <w:r>
+          <w:rPr>
+            <w:noProof/>
+            <w:webHidden/>
+          </w:rPr>
+          <w:fldChar w:fldCharType="separate"/>
+        </w:r>
+        <w:r>
+          <w:rPr>
+            <w:noProof/>
+            <w:webHidden/>
+          </w:rPr>
+          <w:t>7</w:t>
+        </w:r>
+        <w:r>
+          <w:rPr>
+            <w:noProof/>
+            <w:webHidden/>
+          </w:rPr>
+          <w:fldChar w:fldCharType="end"/>
+        </w:r>
+      </w:hyperlink>
+    </w:p>
+    <w:p>
+      <w:pPr>
+        <w:pStyle w:val="TableofFigures"/>
+        <w:tabs>
+          <w:tab w:val="right" w:leader="dot" w:pos="9016"/>
+        </w:tabs>
+        <w:rPr>
+          <w:rFonts w:eastAsiaTheme="minorEastAsia"/>
+          <w:noProof/>
+          <w:sz w:val="24"/>
+          <w:szCs w:val="24"/>
+          <w:lang w:eastAsia="en-GB"/>
+        </w:rPr>
+      </w:pPr>
+      <w:hyperlink w:anchor="_Toc217383513" w:history="1">
+        <w:r>
+          <w:rPr>
+            <w:rStyle w:val="Hyperlink"/>
+            <w:noProof/>
+          </w:rPr>
+          <w:t>Figure 9 Emotional Struggles by Days Spent Indoors</w:t>
+        </w:r>
+        <w:r>
+          <w:rPr>
+            <w:noProof/>
+            <w:webHidden/>
+          </w:rPr>
+          <w:tab/>
+        </w:r>
+        <w:r>
+          <w:rPr>
+            <w:noProof/>
+            <w:webHidden/>
+          </w:rPr>
+          <w:fldChar w:fldCharType="begin"/>
+        </w:r>
+        <w:r>
+          <w:rPr>
+            <w:noProof/>
+            <w:webHidden/>
+          </w:rPr>
+          <w:instrText xml:space="preserve"> PAGEREF _Toc217383513 \h </w:instrText>
+        </w:r>
+        <w:r>
+          <w:rPr>
+            <w:noProof/>
+            <w:webHidden/>
+          </w:rPr>
+        </w:r>
+        <w:r>
+          <w:rPr>
+            <w:noProof/>
+            <w:webHidden/>
+          </w:rPr>
+          <w:fldChar w:fldCharType="separate"/>
+        </w:r>
+        <w:r>
+          <w:rPr>
+            <w:noProof/>
+            <w:webHidden/>
+          </w:rPr>
+          <w:t>7</w:t>
+        </w:r>
+        <w:r>
+          <w:rPr>
+            <w:noProof/>
+            <w:webHidden/>
+          </w:rPr>
+          <w:fldChar w:fldCharType="end"/>
+        </w:r>
+      </w:hyperlink>
+    </w:p>
+    <w:p>
+      <w:pPr>
+        <w:pStyle w:val="TableofFigures"/>
+        <w:tabs>
+          <w:tab w:val="right" w:leader="dot" w:pos="9016"/>
+        </w:tabs>
+        <w:rPr>
+          <w:rFonts w:eastAsiaTheme="minorEastAsia"/>
+          <w:noProof/>
+          <w:sz w:val="24"/>
+          <w:szCs w:val="24"/>
+          <w:lang w:eastAsia="en-GB"/>
+        </w:rPr>
+      </w:pPr>
+      <w:hyperlink w:anchor="_Toc217383514" w:history="1">
+        <w:r>
+          <w:rPr>
+            <w:rStyle w:val="Hyperlink"/>
+            <w:noProof/>
+          </w:rPr>
+          <w:t>Figure 10 Random Forest Classification: Contributions to seeking mental health treatment</w:t>
+        </w:r>
+        <w:r>
+          <w:rPr>
+            <w:noProof/>
+            <w:webHidden/>
+          </w:rPr>
+          <w:tab/>
+        </w:r>
+        <w:r>
+          <w:rPr>
+            <w:noProof/>
+            <w:webHidden/>
+          </w:rPr>
+          <w:fldChar w:fldCharType="begin"/>
+        </w:r>
+        <w:r>
+          <w:rPr>
+            <w:noProof/>
+            <w:webHidden/>
+          </w:rPr>
+          <w:instrText xml:space="preserve"> PAGEREF _Toc217383514 \h </w:instrText>
+        </w:r>
+        <w:r>
+          <w:rPr>
+            <w:noProof/>
+            <w:webHidden/>
+          </w:rPr>
+        </w:r>
+        <w:r>
+          <w:rPr>
+            <w:noProof/>
+            <w:webHidden/>
+          </w:rPr>
+          <w:fldChar w:fldCharType="separate"/>
+        </w:r>
+        <w:r>
+          <w:rPr>
+            <w:noProof/>
+            <w:webHidden/>
+          </w:rPr>
+          <w:t>9</w:t>
+        </w:r>
+        <w:r>
+          <w:rPr>
+            <w:noProof/>
+            <w:webHidden/>
+          </w:rPr>
+          <w:fldChar w:fldCharType="end"/>
+        </w:r>
+      </w:hyperlink>
+    </w:p>
+    <w:p>
+      <w:pPr>
+        <w:pStyle w:val="TableofFigures"/>
+        <w:tabs>
+          <w:tab w:val="right" w:leader="dot" w:pos="9016"/>
+        </w:tabs>
+        <w:rPr>
+          <w:rFonts w:eastAsiaTheme="minorEastAsia"/>
+          <w:noProof/>
+          <w:sz w:val="24"/>
+          <w:szCs w:val="24"/>
+          <w:lang w:eastAsia="en-GB"/>
+        </w:rPr>
+      </w:pPr>
+      <w:hyperlink w:anchor="_Toc217383515" w:history="1">
+        <w:r>
+          <w:rPr>
+            <w:rStyle w:val="Hyperlink"/>
+            <w:noProof/>
+          </w:rPr>
+          <w:t>Figure 11 RF SHAP</w:t>
+        </w:r>
+        <w:r>
+          <w:rPr>
+            <w:noProof/>
+            <w:webHidden/>
+          </w:rPr>
+          <w:tab/>
+        </w:r>
+        <w:r>
+          <w:rPr>
+            <w:noProof/>
+            <w:webHidden/>
+          </w:rPr>
+          <w:fldChar w:fldCharType="begin"/>
+        </w:r>
+        <w:r>
+          <w:rPr>
+            <w:noProof/>
+            <w:webHidden/>
+          </w:rPr>
+          <w:instrText xml:space="preserve"> PAGEREF _Toc217383515 \h </w:instrText>
+        </w:r>
+        <w:r>
+          <w:rPr>
+            <w:noProof/>
+            <w:webHidden/>
+          </w:rPr>
+        </w:r>
+        <w:r>
+          <w:rPr>
+            <w:noProof/>
+            <w:webHidden/>
+          </w:rPr>
+          <w:fldChar w:fldCharType="separate"/>
+        </w:r>
+        <w:r>
+          <w:rPr>
+            <w:noProof/>
+            <w:webHidden/>
+          </w:rPr>
+          <w:t>9</w:t>
+        </w:r>
+        <w:r>
+          <w:rPr>
+            <w:noProof/>
+            <w:webHidden/>
+          </w:rPr>
+          <w:fldChar w:fldCharType="end"/>
+        </w:r>
+      </w:hyperlink>
+    </w:p>
+    <w:p>
+      <w:pPr>
+        <w:pStyle w:val="TableofFigures"/>
+        <w:tabs>
+          <w:tab w:val="right" w:leader="dot" w:pos="9016"/>
+        </w:tabs>
+        <w:rPr>
+          <w:rFonts w:eastAsiaTheme="minorEastAsia"/>
+          <w:noProof/>
+          <w:sz w:val="24"/>
+          <w:szCs w:val="24"/>
+          <w:lang w:eastAsia="en-GB"/>
+        </w:rPr>
+      </w:pPr>
+      <w:hyperlink w:anchor="_Toc217383516" w:history="1">
+        <w:r>
+          <w:rPr>
+            <w:rStyle w:val="Hyperlink"/>
+            <w:noProof/>
+          </w:rPr>
+          <w:t>Figure 12 Random Forest Confusion Matrix</w:t>
+        </w:r>
+        <w:r>
+          <w:rPr>
+            <w:noProof/>
+            <w:webHidden/>
+          </w:rPr>
+          <w:tab/>
+        </w:r>
+        <w:r>
+          <w:rPr>
+            <w:noProof/>
+            <w:webHidden/>
+          </w:rPr>
+          <w:fldChar w:fldCharType="begin"/>
+        </w:r>
+        <w:r>
+          <w:rPr>
+            <w:noProof/>
+            <w:webHidden/>
+          </w:rPr>
+          <w:instrText xml:space="preserve"> PAGEREF _Toc217383516 \h </w:instrText>
+        </w:r>
+        <w:r>
+          <w:rPr>
+            <w:noProof/>
+            <w:webHidden/>
+          </w:rPr>
+        </w:r>
+        <w:r>
+          <w:rPr>
+            <w:noProof/>
+            <w:webHidden/>
+          </w:rPr>
+          <w:fldChar w:fldCharType="separate"/>
+        </w:r>
+        <w:r>
+          <w:rPr>
+            <w:noProof/>
+            <w:webHidden/>
+          </w:rPr>
+          <w:t>10</w:t>
+        </w:r>
+        <w:r>
+          <w:rPr>
+            <w:noProof/>
+            <w:webHidden/>
+          </w:rPr>
+          <w:fldChar w:fldCharType="end"/>
+        </w:r>
+      </w:hyperlink>
+    </w:p>
+    <w:p>
+      <w:pPr>
+        <w:pStyle w:val="TableofFigures"/>
+        <w:tabs>
+          <w:tab w:val="right" w:leader="dot" w:pos="9016"/>
+        </w:tabs>
+        <w:rPr>
+          <w:rFonts w:eastAsiaTheme="minorEastAsia"/>
+          <w:noProof/>
+          <w:sz w:val="24"/>
+          <w:szCs w:val="24"/>
+          <w:lang w:eastAsia="en-GB"/>
+        </w:rPr>
+      </w:pPr>
+      <w:hyperlink w:anchor="_Toc217383517" w:history="1">
+        <w:r>
+          <w:rPr>
+            <w:rStyle w:val="Hyperlink"/>
+            <w:noProof/>
+          </w:rPr>
+          <w:t>Figure 13 RF Performance Metrics</w:t>
+        </w:r>
+        <w:r>
+          <w:rPr>
+            <w:noProof/>
+            <w:webHidden/>
+          </w:rPr>
+          <w:tab/>
+        </w:r>
+        <w:r>
+          <w:rPr>
+            <w:noProof/>
+            <w:webHidden/>
+          </w:rPr>
+          <w:fldChar w:fldCharType="begin"/>
+        </w:r>
+        <w:r>
+          <w:rPr>
+            <w:noProof/>
+            <w:webHidden/>
+          </w:rPr>
+          <w:instrText xml:space="preserve"> PAGEREF _Toc217383517 \h </w:instrText>
+        </w:r>
+        <w:r>
+          <w:rPr>
+            <w:noProof/>
+            <w:webHidden/>
+          </w:rPr>
+        </w:r>
+        <w:r>
+          <w:rPr>
+            <w:noProof/>
+            <w:webHidden/>
+          </w:rPr>
+          <w:fldChar w:fldCharType="separate"/>
+        </w:r>
+        <w:r>
+          <w:rPr>
+            <w:noProof/>
+            <w:webHidden/>
+          </w:rPr>
+          <w:t>10</w:t>
+        </w:r>
+        <w:r>
+          <w:rPr>
+            <w:noProof/>
+            <w:webHidden/>
+          </w:rPr>
+          <w:fldChar w:fldCharType="end"/>
+        </w:r>
+      </w:hyperlink>
+    </w:p>
+    <w:p>
+      <w:pPr>
+        <w:pStyle w:val="TableofFigures"/>
+        <w:tabs>
+          <w:tab w:val="right" w:leader="dot" w:pos="9016"/>
+        </w:tabs>
+        <w:rPr>
+          <w:rFonts w:eastAsiaTheme="minorEastAsia"/>
+          <w:noProof/>
+          <w:sz w:val="24"/>
+          <w:szCs w:val="24"/>
+          <w:lang w:eastAsia="en-GB"/>
+        </w:rPr>
+      </w:pPr>
+      <w:hyperlink w:anchor="_Toc217383518" w:history="1">
+        <w:r>
+          <w:rPr>
+            <w:rStyle w:val="Hyperlink"/>
+            <w:noProof/>
+          </w:rPr>
+          <w:t>Figure 14 XGBoost Classification: Contributions to seeking mental health treatment</w:t>
+        </w:r>
+        <w:r>
+          <w:rPr>
+            <w:noProof/>
+            <w:webHidden/>
+          </w:rPr>
+          <w:tab/>
+        </w:r>
+        <w:r>
+          <w:rPr>
+            <w:noProof/>
+            <w:webHidden/>
+          </w:rPr>
+          <w:fldChar w:fldCharType="begin"/>
+        </w:r>
+        <w:r>
+          <w:rPr>
+            <w:noProof/>
+            <w:webHidden/>
+          </w:rPr>
+          <w:instrText xml:space="preserve"> PAGEREF _Toc217383518 \h </w:instrText>
+        </w:r>
+        <w:r>
+          <w:rPr>
+            <w:noProof/>
+            <w:webHidden/>
+          </w:rPr>
+        </w:r>
+        <w:r>
+          <w:rPr>
+            <w:noProof/>
+            <w:webHidden/>
+          </w:rPr>
+          <w:fldChar w:fldCharType="separate"/>
+        </w:r>
+        <w:r>
+          <w:rPr>
+            <w:noProof/>
+            <w:webHidden/>
+          </w:rPr>
+          <w:t>10</w:t>
+        </w:r>
+        <w:r>
+          <w:rPr>
+            <w:noProof/>
+            <w:webHidden/>
+          </w:rPr>
+          <w:fldChar w:fldCharType="end"/>
+        </w:r>
+      </w:hyperlink>
+    </w:p>
+    <w:p>
+      <w:pPr>
+        <w:pStyle w:val="TableofFigures"/>
+        <w:tabs>
+          <w:tab w:val="right" w:leader="dot" w:pos="9016"/>
+        </w:tabs>
+        <w:rPr>
+          <w:rFonts w:eastAsiaTheme="minorEastAsia"/>
+          <w:noProof/>
+          <w:sz w:val="24"/>
+          <w:szCs w:val="24"/>
+          <w:lang w:eastAsia="en-GB"/>
+        </w:rPr>
+      </w:pPr>
+      <w:hyperlink w:anchor="_Toc217383519" w:history="1">
+        <w:r>
+          <w:rPr>
+            <w:rStyle w:val="Hyperlink"/>
+            <w:noProof/>
+          </w:rPr>
+          <w:t>Figure 15 XGBoost SHAP</w:t>
+        </w:r>
+        <w:r>
+          <w:rPr>
+            <w:noProof/>
+            <w:webHidden/>
+          </w:rPr>
+          <w:tab/>
+        </w:r>
+        <w:r>
+          <w:rPr>
+            <w:noProof/>
+            <w:webHidden/>
+          </w:rPr>
+          <w:fldChar w:fldCharType="begin"/>
+        </w:r>
+        <w:r>
+          <w:rPr>
+            <w:noProof/>
+            <w:webHidden/>
+          </w:rPr>
+          <w:instrText xml:space="preserve"> PAGEREF _Toc217383519 \h </w:instrText>
+        </w:r>
+        <w:r>
+          <w:rPr>
+            <w:noProof/>
+            <w:webHidden/>
+          </w:rPr>
+        </w:r>
+        <w:r>
+          <w:rPr>
+            <w:noProof/>
+            <w:webHidden/>
+          </w:rPr>
+          <w:fldChar w:fldCharType="separate"/>
+        </w:r>
+        <w:r>
+          <w:rPr>
+            <w:noProof/>
+            <w:webHidden/>
+          </w:rPr>
+          <w:t>11</w:t>
+        </w:r>
+        <w:r>
+          <w:rPr>
+            <w:noProof/>
+            <w:webHidden/>
+          </w:rPr>
+          <w:fldChar w:fldCharType="end"/>
+        </w:r>
+      </w:hyperlink>
+    </w:p>
+    <w:p>
+      <w:pPr>
+        <w:pStyle w:val="TableofFigures"/>
+        <w:tabs>
+          <w:tab w:val="right" w:leader="dot" w:pos="9016"/>
+        </w:tabs>
+        <w:rPr>
+          <w:rFonts w:eastAsiaTheme="minorEastAsia"/>
+          <w:noProof/>
+          <w:sz w:val="24"/>
+          <w:szCs w:val="24"/>
+          <w:lang w:eastAsia="en-GB"/>
+        </w:rPr>
+      </w:pPr>
+      <w:hyperlink w:anchor="_Toc217383520" w:history="1">
+        <w:r>
+          <w:rPr>
+            <w:rStyle w:val="Hyperlink"/>
+            <w:noProof/>
+          </w:rPr>
+          <w:t>Figure 16 XGBoost Confusion Matrix</w:t>
+        </w:r>
+        <w:r>
+          <w:rPr>
+            <w:noProof/>
+            <w:webHidden/>
+          </w:rPr>
+          <w:tab/>
+        </w:r>
+        <w:r>
+          <w:rPr>
+            <w:noProof/>
+            <w:webHidden/>
+          </w:rPr>
+          <w:fldChar w:fldCharType="begin"/>
+        </w:r>
+        <w:r>
+          <w:rPr>
+            <w:noProof/>
+            <w:webHidden/>
+          </w:rPr>
+          <w:instrText xml:space="preserve"> PAGEREF _Toc217383520 \h </w:instrText>
+        </w:r>
+        <w:r>
+          <w:rPr>
+            <w:noProof/>
+            <w:webHidden/>
+          </w:rPr>
+        </w:r>
+        <w:r>
+          <w:rPr>
+            <w:noProof/>
+            <w:webHidden/>
+          </w:rPr>
+          <w:fldChar w:fldCharType="separate"/>
+        </w:r>
+        <w:r>
+          <w:rPr>
+            <w:noProof/>
+            <w:webHidden/>
+          </w:rPr>
+          <w:t>11</w:t>
+        </w:r>
+        <w:r>
+          <w:rPr>
+            <w:noProof/>
+            <w:webHidden/>
+          </w:rPr>
+          <w:fldChar w:fldCharType="end"/>
+        </w:r>
+      </w:hyperlink>
+    </w:p>
+    <w:p>
+      <w:pPr>
+        <w:pStyle w:val="TableofFigures"/>
+        <w:tabs>
+          <w:tab w:val="right" w:leader="dot" w:pos="9016"/>
+        </w:tabs>
+        <w:rPr>
+          <w:rFonts w:eastAsiaTheme="minorEastAsia"/>
+          <w:noProof/>
+          <w:sz w:val="24"/>
+          <w:szCs w:val="24"/>
+          <w:lang w:eastAsia="en-GB"/>
+        </w:rPr>
+      </w:pPr>
+      <w:hyperlink w:anchor="_Toc217383521" w:history="1">
+        <w:r>
+          <w:rPr>
+            <w:rStyle w:val="Hyperlink"/>
+            <w:noProof/>
+          </w:rPr>
+          <w:t>Figure 17 XGBoost Performance Metrics</w:t>
+        </w:r>
+        <w:r>
+          <w:rPr>
+            <w:noProof/>
+            <w:webHidden/>
+          </w:rPr>
+          <w:tab/>
+        </w:r>
+        <w:r>
+          <w:rPr>
+            <w:noProof/>
+            <w:webHidden/>
+          </w:rPr>
+          <w:fldChar w:fldCharType="begin"/>
+        </w:r>
+        <w:r>
+          <w:rPr>
+            <w:noProof/>
+            <w:webHidden/>
+          </w:rPr>
+          <w:instrText xml:space="preserve"> PAGEREF _Toc217383521 \h </w:instrText>
+        </w:r>
+        <w:r>
+          <w:rPr>
+            <w:noProof/>
+            <w:webHidden/>
+          </w:rPr>
+        </w:r>
+        <w:r>
+          <w:rPr>
+            <w:noProof/>
+            <w:webHidden/>
+          </w:rPr>
+          <w:fldChar w:fldCharType="separate"/>
+        </w:r>
+        <w:r>
+          <w:rPr>
+            <w:noProof/>
+            <w:webHidden/>
+          </w:rPr>
+          <w:t>11</w:t>
+        </w:r>
+        <w:r>
+          <w:rPr>
+            <w:noProof/>
+            <w:webHidden/>
+          </w:rPr>
+          <w:fldChar w:fldCharType="end"/>
+        </w:r>
+      </w:hyperlink>
+    </w:p>
+    <w:p>
       <w:r>
         <w:fldChar w:fldCharType="end"/>
       </w:r>
@@ -1701,12 +2627,8 @@
     <w:p>
       <w:pPr>
         <w:pStyle w:val="Heading1"/>
-        <w:numPr>
-          <w:ilvl w:val="0"/>
-          <w:numId w:val="1"/>
-        </w:numPr>
-      </w:pPr>
-      <w:bookmarkStart w:id="0" w:name="_Toc214287755"/>
+      </w:pPr>
+      <w:bookmarkStart w:id="0" w:name="_Toc217383491"/>
       <w:r>
         <w:lastRenderedPageBreak/>
         <w:t>Introduction</w:t>
@@ -1715,23 +2637,7 @@
     </w:p>
     <w:p>
       <w:r>
-        <w:t xml:space="preserve">Mental health among working-age populations has been sharply declining in recent years. According to </w:t>
-      </w:r>
-      <w:proofErr w:type="spellStart"/>
-      <w:r>
-        <w:t>Vriend</w:t>
-      </w:r>
-      <w:proofErr w:type="spellEnd"/>
-      <w:r>
-        <w:t xml:space="preserve"> (2025), “In 2023/24, almost 9 million people received NHS-prescribed anti-depressants” representing an increase of 2.2 million prescriptions since 2015/16. Similarly, the demand for services supporting public mental health has risen substantially; </w:t>
-      </w:r>
-      <w:proofErr w:type="spellStart"/>
-      <w:r>
-        <w:t>Vriend</w:t>
-      </w:r>
-      <w:proofErr w:type="spellEnd"/>
-      <w:r>
-        <w:t xml:space="preserve"> also reports that “in 2023, mental health services in England received a record 5 million referrals, an increase of 33% since 2019” These figures highlight a clear upward trend in the reporting, diagnosis, and treatment of mental health conditions. This pattern is further supported by NHS England</w:t>
+        <w:t>Mental health among working-age populations has been sharply declining in recent years. According to Vriend (2025), “In 2023/24, almost 9 million people received NHS-prescribed anti-depressants” representing an increase of 2.2 million prescriptions since 2015/16. Similarly, the demand for services supporting public mental health has risen substantially; Vriend also reports that “in 2023, mental health services in England received a record 5 million referrals, an increase of 33% since 2019” These figures highlight a clear upward trend in the reporting, diagnosis, and treatment of mental health conditions. This pattern is further supported by NHS England</w:t>
       </w:r>
       <w:r>
         <w:t xml:space="preserve"> (2025)</w:t>
@@ -1746,17 +2652,11 @@
       </w:r>
     </w:p>
     <w:p>
-      <w:bookmarkStart w:id="1" w:name="_Toc214287756"/>
+      <w:bookmarkStart w:id="1" w:name="_Toc217383492"/>
       <w:r>
         <w:rPr>
           <w:rStyle w:val="Heading2Char"/>
         </w:rPr>
-        <w:t xml:space="preserve">1.1. </w:t>
-      </w:r>
-      <w:r>
-        <w:rPr>
-          <w:rStyle w:val="Heading2Char"/>
-        </w:rPr>
         <w:t>Aim</w:t>
       </w:r>
       <w:bookmarkEnd w:id="1"/>
@@ -1771,10 +2671,7 @@
       <w:pPr>
         <w:pStyle w:val="Heading2"/>
       </w:pPr>
-      <w:bookmarkStart w:id="2" w:name="_Toc214287757"/>
-      <w:r>
-        <w:t xml:space="preserve">1.2. </w:t>
-      </w:r>
+      <w:bookmarkStart w:id="2" w:name="_Toc217383493"/>
       <w:r>
         <w:t>Objectives</w:t>
       </w:r>
@@ -1792,15 +2689,7 @@
         <w:t>Explain</w:t>
       </w:r>
       <w:r>
-        <w:t xml:space="preserve"> the “Mental Health Dataset” (</w:t>
-      </w:r>
-      <w:proofErr w:type="spellStart"/>
-      <w:r>
-        <w:t>Jikadara</w:t>
-      </w:r>
-      <w:proofErr w:type="spellEnd"/>
-      <w:r>
-        <w:t>, 2023) from Kaggle, justifying its suitability and reliability for analysing factors influencing mental health.</w:t>
+        <w:t xml:space="preserve"> the “Mental Health Dataset” (Jikadara, 2023) from Kaggle, justifying its suitability and reliability for analysing factors influencing mental health.</w:t>
       </w:r>
     </w:p>
     <w:p>
@@ -1869,17 +2758,23 @@
     <w:p>
       <w:pPr>
         <w:pStyle w:val="Heading1"/>
-        <w:numPr>
-          <w:ilvl w:val="0"/>
-          <w:numId w:val="1"/>
-        </w:numPr>
-      </w:pPr>
-      <w:bookmarkStart w:id="3" w:name="_Toc214287758"/>
+      </w:pPr>
+      <w:bookmarkStart w:id="3" w:name="_Toc217383494"/>
       <w:r>
         <w:lastRenderedPageBreak/>
+        <w:t>Methodology</w:t>
+      </w:r>
+      <w:bookmarkEnd w:id="3"/>
+    </w:p>
+    <w:p>
+      <w:pPr>
+        <w:pStyle w:val="Heading2"/>
+      </w:pPr>
+      <w:bookmarkStart w:id="4" w:name="_Toc217383495"/>
+      <w:r>
         <w:t>Selection &amp; Visualisation</w:t>
       </w:r>
-      <w:bookmarkEnd w:id="3"/>
+      <w:bookmarkEnd w:id="4"/>
     </w:p>
     <w:p>
       <w:pPr>
@@ -1925,25 +2820,7 @@
           <w:sz w:val="22"/>
           <w:szCs w:val="22"/>
         </w:rPr>
-        <w:t xml:space="preserve"> by </w:t>
-      </w:r>
-      <w:proofErr w:type="spellStart"/>
-      <w:r>
-        <w:rPr>
-          <w:rFonts w:asciiTheme="minorHAnsi" w:hAnsiTheme="minorHAnsi"/>
-          <w:sz w:val="22"/>
-          <w:szCs w:val="22"/>
-        </w:rPr>
-        <w:t>Jikadara</w:t>
-      </w:r>
-      <w:proofErr w:type="spellEnd"/>
-      <w:r>
-        <w:rPr>
-          <w:rFonts w:asciiTheme="minorHAnsi" w:hAnsiTheme="minorHAnsi"/>
-          <w:sz w:val="22"/>
-          <w:szCs w:val="22"/>
-        </w:rPr>
-        <w:t xml:space="preserve"> (2023), sourced from Kaggle (</w:t>
+        <w:t xml:space="preserve"> by Jikadara (2023), sourced from Kaggle (</w:t>
       </w:r>
       <w:hyperlink r:id="rId6" w:tgtFrame="_new" w:history="1">
         <w:r>
@@ -2092,7 +2969,7 @@
           <w:szCs w:val="22"/>
         </w:rPr>
       </w:pPr>
-      <w:bookmarkStart w:id="4" w:name="_Toc214287765"/>
+      <w:bookmarkStart w:id="5" w:name="_Toc217383505"/>
       <w:r>
         <w:t xml:space="preserve">Figure </w:t>
       </w:r>
@@ -2107,7 +2984,7 @@
       <w:r>
         <w:t xml:space="preserve"> Occupation Distribution</w:t>
       </w:r>
-      <w:bookmarkEnd w:id="4"/>
+      <w:bookmarkEnd w:id="5"/>
     </w:p>
     <w:p>
       <w:pPr>
@@ -2216,8 +3093,9 @@
           <w:szCs w:val="22"/>
         </w:rPr>
       </w:pPr>
-      <w:bookmarkStart w:id="5" w:name="_Toc214287766"/>
-      <w:r>
+      <w:bookmarkStart w:id="6" w:name="_Toc217383506"/>
+      <w:r>
+        <w:lastRenderedPageBreak/>
         <w:t xml:space="preserve">Figure </w:t>
       </w:r>
       <w:fldSimple w:instr=" SEQ Figure \* ARABIC ">
@@ -2231,7 +3109,7 @@
       <w:r>
         <w:t xml:space="preserve"> Gender Distribution</w:t>
       </w:r>
-      <w:bookmarkEnd w:id="5"/>
+      <w:bookmarkEnd w:id="6"/>
     </w:p>
     <w:p>
       <w:pPr>
@@ -2248,7 +3126,6 @@
           <w:sz w:val="22"/>
           <w:szCs w:val="22"/>
         </w:rPr>
-        <w:lastRenderedPageBreak/>
         <w:t>Figure 2 presents a notable sampling imbalance within the dataset, which may influence results and model performance. Recognising this bias early is crucial, as it informs data preparation and potential mitigation strategies to ensure the predictive model is robust and generalisable. Additionally, understanding gender distribution provides context when analysing stress, mood, and treatment-seeking behaviours.</w:t>
       </w:r>
     </w:p>
@@ -2326,7 +3203,7 @@
           <w:szCs w:val="22"/>
         </w:rPr>
       </w:pPr>
-      <w:bookmarkStart w:id="6" w:name="_Toc214287767"/>
+      <w:bookmarkStart w:id="7" w:name="_Toc217383507"/>
       <w:r>
         <w:t xml:space="preserve">Figure </w:t>
       </w:r>
@@ -2341,7 +3218,7 @@
       <w:r>
         <w:t xml:space="preserve"> Correlation between stress and mood variables</w:t>
       </w:r>
-      <w:bookmarkEnd w:id="6"/>
+      <w:bookmarkEnd w:id="7"/>
     </w:p>
     <w:p>
       <w:pPr>
@@ -2363,24 +3240,19 @@
     </w:p>
     <w:p>
       <w:pPr>
-        <w:pStyle w:val="Heading1"/>
-        <w:numPr>
-          <w:ilvl w:val="0"/>
-          <w:numId w:val="1"/>
-        </w:numPr>
-      </w:pPr>
-      <w:bookmarkStart w:id="7" w:name="_Toc214287759"/>
-      <w:r>
-        <w:t>Data Preparation</w:t>
-      </w:r>
-      <w:bookmarkEnd w:id="7"/>
+        <w:pStyle w:val="Heading2"/>
+      </w:pPr>
+      <w:bookmarkStart w:id="8" w:name="_Toc217383496"/>
+      <w:r>
+        <w:t>Preparation</w:t>
+      </w:r>
+      <w:bookmarkEnd w:id="8"/>
     </w:p>
     <w:p>
       <w:r>
         <w:t>From F. Ilyas and Chu (2019), “data collection and acquisition often introduce errors in data, e.g., missing values, typos, mixed formats, replicated entries for the same real-world entity, and violations of business and integrity rules” which leads me to the conclusion that data cleaning is a necessary introductory step into data science. Important features within cleaning include outlier detection, data deduplication, transformation and data repair – all applied to create a clean and useable dataset for analysis and prediction.</w:t>
       </w:r>
     </w:p>
-    <w:p/>
     <w:p>
       <w:r>
         <w:t>Data cleaning is a fundamental step in data science, as errors introduced during data collection can compromise the analytical and predictive performance of a project. According to F. Ilyas and Chu (2019), “data collection and acquisition often introduce errors in data, e.g., missing values, typos, mixed formats, replicated entries for the same real-world entity, and violations of business and integrity rules”. To ensure a reliable dataset, key cleaning processing include outlier detection, deduplication, transformation and data repair, which collectively create a consistent and usable dataset for analysis.</w:t>
@@ -2388,21 +3260,18 @@
     </w:p>
     <w:p>
       <w:r>
-        <w:t xml:space="preserve">Figure 4 shows outlier detection that was performed using the standard deviation (z-score) method. As Bhandari (2022) notes, “values with a z score greater than 3 or less than -3 are often </w:t>
-      </w:r>
-      <w:r>
+        <w:t>Figure 4 shows outlier detection that was performed using the standard deviation (z-score) method. As Bhandari (2022) notes, “values with a z score greater than 3 or less than -3 are often determined to be outliers”. Applying this approach allowed for the identification and removal of extreme values that could distort analysis.</w:t>
+      </w:r>
+    </w:p>
+    <w:p>
+      <w:pPr>
+        <w:jc w:val="center"/>
+      </w:pPr>
+      <w:r>
+        <w:rPr>
+          <w:noProof/>
+        </w:rPr>
         <w:lastRenderedPageBreak/>
-        <w:t>determined to be outliers”. Applying this approach allowed for the identification and removal of extreme values that could distort analysis.</w:t>
-      </w:r>
-    </w:p>
-    <w:p>
-      <w:pPr>
-        <w:jc w:val="center"/>
-      </w:pPr>
-      <w:r>
-        <w:rPr>
-          <w:noProof/>
-        </w:rPr>
         <w:drawing>
           <wp:inline distT="0" distB="0" distL="0" distR="0" wp14:anchorId="1F250DD6" wp14:editId="010B61F9">
             <wp:extent cx="4662055" cy="886854"/>
@@ -2445,7 +3314,7 @@
         <w:pStyle w:val="Caption"/>
         <w:jc w:val="center"/>
       </w:pPr>
-      <w:bookmarkStart w:id="8" w:name="_Toc214287768"/>
+      <w:bookmarkStart w:id="9" w:name="_Toc217383508"/>
       <w:r>
         <w:t xml:space="preserve">Figure </w:t>
       </w:r>
@@ -2460,7 +3329,7 @@
       <w:r>
         <w:t xml:space="preserve"> Standard Deviation applied to dataset</w:t>
       </w:r>
-      <w:bookmarkEnd w:id="8"/>
+      <w:bookmarkEnd w:id="9"/>
     </w:p>
     <w:p>
       <w:r>
@@ -2532,7 +3401,7 @@
         <w:pStyle w:val="Caption"/>
         <w:jc w:val="center"/>
       </w:pPr>
-      <w:bookmarkStart w:id="9" w:name="_Toc214287769"/>
+      <w:bookmarkStart w:id="10" w:name="_Toc217383509"/>
       <w:r>
         <w:t xml:space="preserve">Figure </w:t>
       </w:r>
@@ -2547,7 +3416,7 @@
       <w:r>
         <w:t xml:space="preserve"> Data de-duplication</w:t>
       </w:r>
-      <w:bookmarkEnd w:id="9"/>
+      <w:bookmarkEnd w:id="10"/>
     </w:p>
     <w:p>
       <w:r>
@@ -2604,7 +3473,7 @@
         <w:pStyle w:val="Caption"/>
         <w:jc w:val="center"/>
       </w:pPr>
-      <w:bookmarkStart w:id="10" w:name="_Toc214287770"/>
+      <w:bookmarkStart w:id="11" w:name="_Toc217383510"/>
       <w:r>
         <w:t xml:space="preserve">Figure </w:t>
       </w:r>
@@ -2619,7 +3488,7 @@
       <w:r>
         <w:t xml:space="preserve"> Data mapping to binary</w:t>
       </w:r>
-      <w:bookmarkEnd w:id="10"/>
+      <w:bookmarkEnd w:id="11"/>
     </w:p>
     <w:p>
       <w:r>
@@ -2676,6 +3545,7 @@
         <w:pStyle w:val="Caption"/>
         <w:jc w:val="center"/>
       </w:pPr>
+      <w:bookmarkStart w:id="12" w:name="_Toc217383511"/>
       <w:r>
         <w:t xml:space="preserve">Figure </w:t>
       </w:r>
@@ -2690,21 +3560,18 @@
       <w:r>
         <w:t xml:space="preserve"> Sampling the dataset</w:t>
       </w:r>
-    </w:p>
-    <w:p>
-      <w:pPr>
-        <w:pStyle w:val="Heading1"/>
-        <w:numPr>
-          <w:ilvl w:val="0"/>
-          <w:numId w:val="1"/>
-        </w:numPr>
-      </w:pPr>
-      <w:bookmarkStart w:id="11" w:name="_Toc214287760"/>
+      <w:bookmarkEnd w:id="12"/>
+    </w:p>
+    <w:p>
+      <w:pPr>
+        <w:pStyle w:val="Heading2"/>
+      </w:pPr>
+      <w:bookmarkStart w:id="13" w:name="_Toc217383497"/>
       <w:r>
         <w:lastRenderedPageBreak/>
-        <w:t>Data Exploration</w:t>
-      </w:r>
-      <w:bookmarkEnd w:id="11"/>
+        <w:t>Exploration</w:t>
+      </w:r>
+      <w:bookmarkEnd w:id="13"/>
     </w:p>
     <w:p>
       <w:r>
@@ -2777,6 +3644,7 @@
           <w:iCs w:val="0"/>
         </w:rPr>
       </w:pPr>
+      <w:bookmarkStart w:id="14" w:name="_Toc217383512"/>
       <w:r>
         <w:rPr>
           <w:i w:val="0"/>
@@ -2834,6 +3702,7 @@
         </w:rPr>
         <w:t>Gender comparison of treatment and emotional struggles</w:t>
       </w:r>
+      <w:bookmarkEnd w:id="14"/>
     </w:p>
     <w:p>
       <w:r>
@@ -2867,13 +3736,13 @@
         <w:t>who argue</w:t>
       </w:r>
       <w:r>
-        <w:t xml:space="preserve"> that “75% of suicides are male”</w:t>
-      </w:r>
-      <w:r>
-        <w:t>,</w:t>
-      </w:r>
-      <w:r>
-        <w:t xml:space="preserve"> this links</w:t>
+        <w:t xml:space="preserve"> that 75% of suicides are male</w:t>
+      </w:r>
+      <w:r>
+        <w:t xml:space="preserve"> which</w:t>
+      </w:r>
+      <w:r>
+        <w:t xml:space="preserve"> links</w:t>
       </w:r>
       <w:r>
         <w:t xml:space="preserve"> to a study by </w:t>
@@ -2882,16 +3751,37 @@
         <w:t>Méndez-Bustos</w:t>
       </w:r>
       <w:r>
-        <w:t xml:space="preserve"> et al., (2019) which claimed how there was “</w:t>
+        <w:t xml:space="preserve"> et al., (2019) </w:t>
+      </w:r>
+      <w:r>
+        <w:t>who</w:t>
+      </w:r>
+      <w:r>
+        <w:t xml:space="preserve"> </w:t>
+      </w:r>
+      <w:r>
+        <w:t xml:space="preserve"> </w:t>
+      </w:r>
+      <w:r>
+        <w:t xml:space="preserve">claimed how there was </w:t>
       </w:r>
       <w:r>
         <w:t>a decrease of suicidal ideation rates in 95.7</w:t>
       </w:r>
       <w:r>
-        <w:t>%” through psychotherapeutic treatment</w:t>
-      </w:r>
-      <w:r>
-        <w:t xml:space="preserve"> which supports the argument that more treatment leads to a less likelihood of suicide.</w:t>
+        <w:t>% through psychotherapeutic treatment</w:t>
+      </w:r>
+      <w:r>
+        <w:t xml:space="preserve">, further </w:t>
+      </w:r>
+      <w:r>
+        <w:t>support</w:t>
+      </w:r>
+      <w:r>
+        <w:t>ing</w:t>
+      </w:r>
+      <w:r>
+        <w:t xml:space="preserve"> the argument that more treatment leads to a less likelihood of suicide.</w:t>
       </w:r>
     </w:p>
     <w:p>
@@ -2950,6 +3840,7 @@
         <w:pStyle w:val="Caption"/>
         <w:jc w:val="center"/>
       </w:pPr>
+      <w:bookmarkStart w:id="15" w:name="_Toc217383513"/>
       <w:r>
         <w:t xml:space="preserve">Figure </w:t>
       </w:r>
@@ -2964,6 +3855,7 @@
       <w:r>
         <w:t xml:space="preserve"> Emotional Struggles by Days Spent Indoors</w:t>
       </w:r>
+      <w:bookmarkEnd w:id="15"/>
     </w:p>
     <w:p>
       <w:r>
@@ -2984,18 +3876,14 @@
     </w:p>
     <w:p>
       <w:pPr>
-        <w:pStyle w:val="Heading1"/>
-        <w:numPr>
-          <w:ilvl w:val="0"/>
-          <w:numId w:val="1"/>
-        </w:numPr>
-      </w:pPr>
-      <w:bookmarkStart w:id="12" w:name="_Toc214287761"/>
+        <w:pStyle w:val="Heading2"/>
+      </w:pPr>
+      <w:bookmarkStart w:id="16" w:name="_Toc217383498"/>
       <w:r>
         <w:lastRenderedPageBreak/>
-        <w:t>Data Modelling &amp; Visualisation</w:t>
-      </w:r>
-      <w:bookmarkEnd w:id="12"/>
+        <w:t>Modelling</w:t>
+      </w:r>
+      <w:bookmarkEnd w:id="16"/>
     </w:p>
     <w:p>
       <w:r>
@@ -3014,302 +3902,918 @@
         <w:t xml:space="preserve">” (Stolzenburg et al, 2018). A problem identified within the dataset is the opportunity to predict behaviour </w:t>
       </w:r>
       <w:r>
-        <w:t>in regard to</w:t>
+        <w:t>regarding</w:t>
       </w:r>
       <w:r>
         <w:t xml:space="preserve"> seeking treatment and determine which variables most strongly contribute to this outcome.</w:t>
       </w:r>
     </w:p>
     <w:p>
-      <w:r>
-        <w:t>What factors influence whether someone seeks mental health treatment?</w:t>
-      </w:r>
-    </w:p>
-    <w:p>
-      <w:pPr>
-        <w:numPr>
-          <w:ilvl w:val="0"/>
-          <w:numId w:val="10"/>
-        </w:numPr>
-      </w:pPr>
-      <w:r>
-        <w:t>Identification of a problem or key question from the dataset</w:t>
-      </w:r>
-    </w:p>
-    <w:p>
-      <w:pPr>
-        <w:numPr>
-          <w:ilvl w:val="0"/>
-          <w:numId w:val="10"/>
-        </w:numPr>
-      </w:pPr>
-      <w:r>
-        <w:t>Development of predictive or analytical model</w:t>
-      </w:r>
-    </w:p>
-    <w:p>
-      <w:pPr>
-        <w:numPr>
-          <w:ilvl w:val="0"/>
-          <w:numId w:val="10"/>
-        </w:numPr>
-      </w:pPr>
-      <w:r>
-        <w:t>Justification of modelling approach and chosen techniques</w:t>
-      </w:r>
-    </w:p>
-    <w:p>
-      <w:pPr>
-        <w:numPr>
-          <w:ilvl w:val="0"/>
-          <w:numId w:val="10"/>
-        </w:numPr>
-      </w:pPr>
-      <w:r>
-        <w:t>Visualisation of model results</w:t>
-      </w:r>
-    </w:p>
-    <w:p>
-      <w:pPr>
-        <w:numPr>
-          <w:ilvl w:val="0"/>
-          <w:numId w:val="10"/>
-        </w:numPr>
-      </w:pPr>
-      <w:r>
-        <w:t>Interpretation of patterns and trends discovered</w:t>
-      </w:r>
-    </w:p>
-    <w:p>
-      <w:r>
+      <w:pPr>
+        <w:jc w:val="center"/>
         <w:rPr>
           <w:b/>
           <w:bCs/>
         </w:rPr>
-        <w:t>To-Do:</w:t>
-      </w:r>
-    </w:p>
-    <w:p>
-      <w:pPr>
-        <w:numPr>
-          <w:ilvl w:val="0"/>
-          <w:numId w:val="11"/>
-        </w:numPr>
-      </w:pPr>
-      <w:r>
-        <w:t>Select modelling technique (e.g., regression, classification, clustering)</w:t>
-      </w:r>
-    </w:p>
-    <w:p>
-      <w:pPr>
-        <w:numPr>
-          <w:ilvl w:val="0"/>
-          <w:numId w:val="11"/>
-        </w:numPr>
-      </w:pPr>
-      <w:r>
-        <w:t>Explain why the model fits the problem</w:t>
-      </w:r>
-    </w:p>
-    <w:p>
-      <w:pPr>
-        <w:numPr>
-          <w:ilvl w:val="0"/>
-          <w:numId w:val="11"/>
-        </w:numPr>
-      </w:pPr>
-      <w:r>
-        <w:t>Generate graphs, charts, or dashboards for results</w:t>
-      </w:r>
-    </w:p>
-    <w:p>
-      <w:pPr>
-        <w:numPr>
-          <w:ilvl w:val="0"/>
-          <w:numId w:val="11"/>
-        </w:numPr>
-      </w:pPr>
-      <w:r>
-        <w:t>Document workflow clearly for reproducibility</w:t>
-      </w:r>
-    </w:p>
-    <w:p>
-      <w:pPr>
-        <w:pStyle w:val="Heading1"/>
-        <w:numPr>
-          <w:ilvl w:val="0"/>
-          <w:numId w:val="1"/>
-        </w:numPr>
-      </w:pPr>
-      <w:bookmarkStart w:id="13" w:name="_Toc214287762"/>
-      <w:r>
-        <w:t>Evaluation</w:t>
-      </w:r>
-      <w:bookmarkEnd w:id="13"/>
-    </w:p>
-    <w:p>
-      <w:pPr>
-        <w:numPr>
-          <w:ilvl w:val="0"/>
-          <w:numId w:val="12"/>
-        </w:numPr>
-      </w:pPr>
-      <w:r>
-        <w:t>Critical evaluation of results</w:t>
-      </w:r>
-    </w:p>
-    <w:p>
-      <w:pPr>
-        <w:numPr>
-          <w:ilvl w:val="0"/>
-          <w:numId w:val="12"/>
-        </w:numPr>
-      </w:pPr>
-      <w:r>
-        <w:t>Comparison with findings from existing studies or literature</w:t>
-      </w:r>
-    </w:p>
-    <w:p>
-      <w:pPr>
-        <w:numPr>
-          <w:ilvl w:val="0"/>
-          <w:numId w:val="12"/>
-        </w:numPr>
-      </w:pPr>
-      <w:r>
-        <w:t>Discussion of limitations and potential improvements</w:t>
-      </w:r>
-    </w:p>
-    <w:p>
+      </w:pPr>
       <w:r>
         <w:rPr>
           <w:b/>
           <w:bCs/>
         </w:rPr>
-        <w:t>To-Do:</w:t>
-      </w:r>
-    </w:p>
-    <w:p>
-      <w:pPr>
-        <w:numPr>
-          <w:ilvl w:val="0"/>
-          <w:numId w:val="13"/>
-        </w:numPr>
-      </w:pPr>
-      <w:r>
-        <w:t>Compare model accuracy and findings with similar studies</w:t>
-      </w:r>
-    </w:p>
-    <w:p>
-      <w:pPr>
-        <w:numPr>
-          <w:ilvl w:val="0"/>
-          <w:numId w:val="13"/>
-        </w:numPr>
-      </w:pPr>
-      <w:r>
-        <w:t>Discuss errors, assumptions, and limitations</w:t>
-      </w:r>
-    </w:p>
-    <w:p>
-      <w:pPr>
-        <w:numPr>
-          <w:ilvl w:val="0"/>
-          <w:numId w:val="13"/>
-        </w:numPr>
-      </w:pPr>
-      <w:r>
-        <w:t>Suggest improvements or next steps</w:t>
+        <w:t>What factors influence whether someone seeks mental health treatment?</w:t>
+      </w:r>
+    </w:p>
+    <w:p>
+      <w:r>
+        <w:t>To answer this question, Random Forest</w:t>
+      </w:r>
+      <w:r>
+        <w:t xml:space="preserve"> (RF)</w:t>
+      </w:r>
+      <w:r>
+        <w:t xml:space="preserve"> Classification will be especially useful in categorically predictin</w:t>
+      </w:r>
+      <w:r>
+        <w:t xml:space="preserve">g the most contributary factors in seeking mental health treatment. This is because </w:t>
+      </w:r>
+      <w:r>
+        <w:t>RF</w:t>
+      </w:r>
+      <w:r>
+        <w:t xml:space="preserve"> </w:t>
+      </w:r>
+      <w:r>
+        <w:t>“</w:t>
+      </w:r>
+      <w:r>
+        <w:t>can be immune to redundant variables or variables with high correlation which may lead to overfitting in other learning algorithms</w:t>
+      </w:r>
+      <w:r>
+        <w:t>”</w:t>
+      </w:r>
+      <w:r>
+        <w:t xml:space="preserve"> (KIRASICH, 2018)</w:t>
+      </w:r>
+      <w:r>
+        <w:t>.</w:t>
+      </w:r>
+      <w:r>
+        <w:t xml:space="preserve"> Similarly, XGBoost Classification is a “</w:t>
+      </w:r>
+      <w:r>
+        <w:t>highly effective and widely used machine learning method</w:t>
+      </w:r>
+      <w:r>
+        <w:t>” (CHEN</w:t>
+      </w:r>
+      <w:r>
+        <w:t xml:space="preserve"> &amp; GUESTRIN</w:t>
+      </w:r>
+      <w:r>
+        <w:t>, 2016) and may be better performing than Random Forest because as Chen further states, it “</w:t>
+      </w:r>
+      <w:r>
+        <w:t>scales beyond billions of examples using far fewer resources than existing systems</w:t>
+      </w:r>
+      <w:r>
+        <w:t>”</w:t>
+      </w:r>
+    </w:p>
+    <w:p>
+      <w:r>
+        <w:t xml:space="preserve">To create </w:t>
+      </w:r>
+      <w:r>
+        <w:t xml:space="preserve">each model, I split them into training and test data at a split of 70%:30% before scaling them using standard deviation. To get the most optimal model, I have also used the Randomized Search model which tests each parameter at different levels before producing the “best” RF and XGBoost model. </w:t>
+      </w:r>
+      <w:r>
+        <w:br w:type="page"/>
       </w:r>
     </w:p>
     <w:p>
       <w:pPr>
         <w:pStyle w:val="Heading1"/>
-        <w:numPr>
-          <w:ilvl w:val="0"/>
-          <w:numId w:val="1"/>
-        </w:numPr>
-      </w:pPr>
-      <w:bookmarkStart w:id="14" w:name="_Toc214287763"/>
-      <w:r>
-        <w:t>Discussion &amp; Conclusion</w:t>
-      </w:r>
-      <w:bookmarkEnd w:id="14"/>
-    </w:p>
-    <w:p>
-      <w:pPr>
-        <w:numPr>
-          <w:ilvl w:val="0"/>
-          <w:numId w:val="14"/>
-        </w:numPr>
-      </w:pPr>
-      <w:r>
-        <w:t>Summarise key findings</w:t>
-      </w:r>
-    </w:p>
-    <w:p>
-      <w:pPr>
-        <w:numPr>
-          <w:ilvl w:val="0"/>
-          <w:numId w:val="14"/>
-        </w:numPr>
-      </w:pPr>
-      <w:r>
-        <w:t>Address research question(s)</w:t>
-      </w:r>
-    </w:p>
-    <w:p>
-      <w:pPr>
-        <w:numPr>
-          <w:ilvl w:val="0"/>
-          <w:numId w:val="14"/>
-        </w:numPr>
-      </w:pPr>
-      <w:r>
-        <w:t>Implications for healthcare data analysis</w:t>
-      </w:r>
-    </w:p>
-    <w:p>
-      <w:r>
-        <w:rPr>
-          <w:b/>
-          <w:bCs/>
-        </w:rPr>
-        <w:t>To-Do:</w:t>
-      </w:r>
-    </w:p>
-    <w:p>
-      <w:pPr>
-        <w:numPr>
-          <w:ilvl w:val="0"/>
-          <w:numId w:val="15"/>
-        </w:numPr>
-      </w:pPr>
+      </w:pPr>
+      <w:bookmarkStart w:id="17" w:name="_Toc217383499"/>
       <w:r>
         <w:lastRenderedPageBreak/>
-        <w:t>Tie results back to introduction and objectives</w:t>
-      </w:r>
-    </w:p>
-    <w:p>
-      <w:pPr>
-        <w:numPr>
-          <w:ilvl w:val="0"/>
-          <w:numId w:val="15"/>
-        </w:numPr>
-      </w:pPr>
-      <w:r>
-        <w:t>Keep conclusion concise, evidence-based, and professional</w:t>
-      </w:r>
-    </w:p>
-    <w:p>
-      <w:pPr>
-        <w:rPr>
-          <w:rFonts w:asciiTheme="majorHAnsi" w:eastAsiaTheme="majorEastAsia" w:hAnsiTheme="majorHAnsi" w:cstheme="majorBidi"/>
-          <w:color w:val="0F4761" w:themeColor="accent1" w:themeShade="BF"/>
-          <w:sz w:val="40"/>
-          <w:szCs w:val="40"/>
-        </w:rPr>
-      </w:pPr>
+        <w:t>Results</w:t>
+      </w:r>
+      <w:bookmarkEnd w:id="17"/>
+    </w:p>
+    <w:p>
+      <w:pPr>
+        <w:pStyle w:val="Heading2"/>
+      </w:pPr>
+      <w:bookmarkStart w:id="18" w:name="_Toc217383500"/>
+      <w:r>
+        <w:t>Random Forest</w:t>
+      </w:r>
+      <w:bookmarkEnd w:id="18"/>
+    </w:p>
+    <w:p>
+      <w:pPr>
+        <w:jc w:val="center"/>
+      </w:pPr>
+      <w:r>
+        <w:rPr>
+          <w:noProof/>
+        </w:rPr>
+        <w:drawing>
+          <wp:inline distT="0" distB="0" distL="0" distR="0" wp14:anchorId="5CB45F65" wp14:editId="0D841EC2">
+            <wp:extent cx="3971925" cy="2383331"/>
+            <wp:effectExtent l="0" t="0" r="0" b="0"/>
+            <wp:docPr id="1633989038" name="Picture 1" descr="A graph with blue bars&#10;&#10;AI-generated content may be incorrect."/>
+            <wp:cNvGraphicFramePr>
+              <a:graphicFrameLocks xmlns:a="http://schemas.openxmlformats.org/drawingml/2006/main" noChangeAspect="1"/>
+            </wp:cNvGraphicFramePr>
+            <a:graphic xmlns:a="http://schemas.openxmlformats.org/drawingml/2006/main">
+              <a:graphicData uri="http://schemas.openxmlformats.org/drawingml/2006/picture">
+                <pic:pic xmlns:pic="http://schemas.openxmlformats.org/drawingml/2006/picture">
+                  <pic:nvPicPr>
+                    <pic:cNvPr id="1633989038" name="Picture 1" descr="A graph with blue bars&#10;&#10;AI-generated content may be incorrect."/>
+                    <pic:cNvPicPr/>
+                  </pic:nvPicPr>
+                  <pic:blipFill>
+                    <a:blip r:embed="rId16"/>
+                    <a:stretch>
+                      <a:fillRect/>
+                    </a:stretch>
+                  </pic:blipFill>
+                  <pic:spPr>
+                    <a:xfrm>
+                      <a:off x="0" y="0"/>
+                      <a:ext cx="3982013" cy="2389384"/>
+                    </a:xfrm>
+                    <a:prstGeom prst="rect">
+                      <a:avLst/>
+                    </a:prstGeom>
+                  </pic:spPr>
+                </pic:pic>
+              </a:graphicData>
+            </a:graphic>
+          </wp:inline>
+        </w:drawing>
+      </w:r>
+    </w:p>
+    <w:p>
+      <w:pPr>
+        <w:pStyle w:val="Caption"/>
+        <w:jc w:val="center"/>
+      </w:pPr>
+      <w:bookmarkStart w:id="19" w:name="_Toc217383514"/>
+      <w:r>
+        <w:t xml:space="preserve">Figure </w:t>
+      </w:r>
+      <w:fldSimple w:instr=" SEQ Figure \* ARABIC ">
+        <w:r>
+          <w:rPr>
+            <w:noProof/>
+          </w:rPr>
+          <w:t>10</w:t>
+        </w:r>
+      </w:fldSimple>
+      <w:r>
+        <w:t xml:space="preserve"> </w:t>
+      </w:r>
+      <w:r>
+        <w:t xml:space="preserve">Random Forest Classification: Contributions </w:t>
+      </w:r>
+      <w:r>
+        <w:t>to seeking mental health treatment</w:t>
+      </w:r>
+      <w:bookmarkEnd w:id="19"/>
+    </w:p>
+    <w:p>
+      <w:pPr>
+        <w:jc w:val="center"/>
+      </w:pPr>
+      <w:r>
+        <w:rPr>
+          <w:noProof/>
+        </w:rPr>
+        <w:drawing>
+          <wp:inline distT="0" distB="0" distL="0" distR="0" wp14:anchorId="669FB252" wp14:editId="1647DDBD">
+            <wp:extent cx="2819400" cy="2924979"/>
+            <wp:effectExtent l="0" t="0" r="0" b="8890"/>
+            <wp:docPr id="1326121552" name="Picture 1" descr="A graph with different colored lines&#10;&#10;AI-generated content may be incorrect."/>
+            <wp:cNvGraphicFramePr>
+              <a:graphicFrameLocks xmlns:a="http://schemas.openxmlformats.org/drawingml/2006/main" noChangeAspect="1"/>
+            </wp:cNvGraphicFramePr>
+            <a:graphic xmlns:a="http://schemas.openxmlformats.org/drawingml/2006/main">
+              <a:graphicData uri="http://schemas.openxmlformats.org/drawingml/2006/picture">
+                <pic:pic xmlns:pic="http://schemas.openxmlformats.org/drawingml/2006/picture">
+                  <pic:nvPicPr>
+                    <pic:cNvPr id="1326121552" name="Picture 1" descr="A graph with different colored lines&#10;&#10;AI-generated content may be incorrect."/>
+                    <pic:cNvPicPr/>
+                  </pic:nvPicPr>
+                  <pic:blipFill>
+                    <a:blip r:embed="rId17"/>
+                    <a:stretch>
+                      <a:fillRect/>
+                    </a:stretch>
+                  </pic:blipFill>
+                  <pic:spPr>
+                    <a:xfrm>
+                      <a:off x="0" y="0"/>
+                      <a:ext cx="2829189" cy="2935135"/>
+                    </a:xfrm>
+                    <a:prstGeom prst="rect">
+                      <a:avLst/>
+                    </a:prstGeom>
+                  </pic:spPr>
+                </pic:pic>
+              </a:graphicData>
+            </a:graphic>
+          </wp:inline>
+        </w:drawing>
+      </w:r>
+    </w:p>
+    <w:p>
+      <w:pPr>
+        <w:pStyle w:val="Caption"/>
+        <w:jc w:val="center"/>
+      </w:pPr>
+      <w:bookmarkStart w:id="20" w:name="_Toc217383515"/>
+      <w:r>
+        <w:t xml:space="preserve">Figure </w:t>
+      </w:r>
+      <w:fldSimple w:instr=" SEQ Figure \* ARABIC ">
+        <w:r>
+          <w:rPr>
+            <w:noProof/>
+          </w:rPr>
+          <w:t>11</w:t>
+        </w:r>
+      </w:fldSimple>
+      <w:r>
+        <w:t xml:space="preserve"> RF SHAP</w:t>
+      </w:r>
+      <w:bookmarkEnd w:id="20"/>
+    </w:p>
+    <w:p>
+      <w:pPr>
+        <w:jc w:val="center"/>
+      </w:pPr>
+      <w:r>
+        <w:rPr>
+          <w:noProof/>
+        </w:rPr>
+        <w:lastRenderedPageBreak/>
+        <w:drawing>
+          <wp:inline distT="0" distB="0" distL="0" distR="0" wp14:anchorId="7084BE3E" wp14:editId="6E7CAB88">
+            <wp:extent cx="3767138" cy="3139282"/>
+            <wp:effectExtent l="0" t="0" r="5080" b="4445"/>
+            <wp:docPr id="1687727113" name="Picture 1" descr="A blue squares with white text&#10;&#10;AI-generated content may be incorrect."/>
+            <wp:cNvGraphicFramePr>
+              <a:graphicFrameLocks xmlns:a="http://schemas.openxmlformats.org/drawingml/2006/main" noChangeAspect="1"/>
+            </wp:cNvGraphicFramePr>
+            <a:graphic xmlns:a="http://schemas.openxmlformats.org/drawingml/2006/main">
+              <a:graphicData uri="http://schemas.openxmlformats.org/drawingml/2006/picture">
+                <pic:pic xmlns:pic="http://schemas.openxmlformats.org/drawingml/2006/picture">
+                  <pic:nvPicPr>
+                    <pic:cNvPr id="1687727113" name="Picture 1" descr="A blue squares with white text&#10;&#10;AI-generated content may be incorrect."/>
+                    <pic:cNvPicPr/>
+                  </pic:nvPicPr>
+                  <pic:blipFill>
+                    <a:blip r:embed="rId18"/>
+                    <a:stretch>
+                      <a:fillRect/>
+                    </a:stretch>
+                  </pic:blipFill>
+                  <pic:spPr>
+                    <a:xfrm>
+                      <a:off x="0" y="0"/>
+                      <a:ext cx="3770342" cy="3141952"/>
+                    </a:xfrm>
+                    <a:prstGeom prst="rect">
+                      <a:avLst/>
+                    </a:prstGeom>
+                  </pic:spPr>
+                </pic:pic>
+              </a:graphicData>
+            </a:graphic>
+          </wp:inline>
+        </w:drawing>
+      </w:r>
+    </w:p>
+    <w:p>
+      <w:pPr>
+        <w:pStyle w:val="Caption"/>
+        <w:jc w:val="center"/>
+      </w:pPr>
+      <w:bookmarkStart w:id="21" w:name="_Toc217383516"/>
+      <w:r>
+        <w:t xml:space="preserve">Figure </w:t>
+      </w:r>
+      <w:fldSimple w:instr=" SEQ Figure \* ARABIC ">
+        <w:r>
+          <w:rPr>
+            <w:noProof/>
+          </w:rPr>
+          <w:t>12</w:t>
+        </w:r>
+      </w:fldSimple>
+      <w:r>
+        <w:t xml:space="preserve"> Random Forest Confusion Matrix</w:t>
+      </w:r>
+      <w:bookmarkEnd w:id="21"/>
+    </w:p>
+    <w:tbl>
+      <w:tblPr>
+        <w:tblStyle w:val="TableGrid"/>
+        <w:tblW w:w="0" w:type="auto"/>
+        <w:tblInd w:w="2830" w:type="dxa"/>
+        <w:tblLook w:val="04A0" w:firstRow="1" w:lastRow="0" w:firstColumn="1" w:lastColumn="0" w:noHBand="0" w:noVBand="1"/>
+      </w:tblPr>
+      <w:tblGrid>
+        <w:gridCol w:w="1678"/>
+        <w:gridCol w:w="1583"/>
+      </w:tblGrid>
+      <w:tr>
+        <w:tc>
+          <w:tcPr>
+            <w:tcW w:w="1678" w:type="dxa"/>
+          </w:tcPr>
+          <w:p>
+            <w:pPr>
+              <w:jc w:val="center"/>
+            </w:pPr>
+            <w:r>
+              <w:t>Accuracy</w:t>
+            </w:r>
+          </w:p>
+        </w:tc>
+        <w:tc>
+          <w:tcPr>
+            <w:tcW w:w="1583" w:type="dxa"/>
+          </w:tcPr>
+          <w:p>
+            <w:pPr>
+              <w:jc w:val="center"/>
+            </w:pPr>
+            <w:r>
+              <w:t>71.</w:t>
+            </w:r>
+            <w:r>
+              <w:t>3</w:t>
+            </w:r>
+            <w:r>
+              <w:t>%</w:t>
+            </w:r>
+          </w:p>
+        </w:tc>
+      </w:tr>
+      <w:tr>
+        <w:tc>
+          <w:tcPr>
+            <w:tcW w:w="1678" w:type="dxa"/>
+          </w:tcPr>
+          <w:p>
+            <w:pPr>
+              <w:jc w:val="center"/>
+            </w:pPr>
+            <w:r>
+              <w:t>Precision</w:t>
+            </w:r>
+          </w:p>
+        </w:tc>
+        <w:tc>
+          <w:tcPr>
+            <w:tcW w:w="1583" w:type="dxa"/>
+          </w:tcPr>
+          <w:p>
+            <w:pPr>
+              <w:jc w:val="center"/>
+            </w:pPr>
+            <w:r>
+              <w:t>71.</w:t>
+            </w:r>
+            <w:r>
+              <w:t>0</w:t>
+            </w:r>
+            <w:r>
+              <w:t>%</w:t>
+            </w:r>
+          </w:p>
+        </w:tc>
+      </w:tr>
+      <w:tr>
+        <w:tc>
+          <w:tcPr>
+            <w:tcW w:w="1678" w:type="dxa"/>
+          </w:tcPr>
+          <w:p>
+            <w:pPr>
+              <w:jc w:val="center"/>
+            </w:pPr>
+            <w:r>
+              <w:t>Recall</w:t>
+            </w:r>
+          </w:p>
+        </w:tc>
+        <w:tc>
+          <w:tcPr>
+            <w:tcW w:w="1583" w:type="dxa"/>
+          </w:tcPr>
+          <w:p>
+            <w:pPr>
+              <w:jc w:val="center"/>
+            </w:pPr>
+            <w:r>
+              <w:t>71.0%</w:t>
+            </w:r>
+          </w:p>
+        </w:tc>
+      </w:tr>
+      <w:tr>
+        <w:tc>
+          <w:tcPr>
+            <w:tcW w:w="1678" w:type="dxa"/>
+          </w:tcPr>
+          <w:p>
+            <w:pPr>
+              <w:jc w:val="center"/>
+            </w:pPr>
+            <w:r>
+              <w:t>F1-Score</w:t>
+            </w:r>
+          </w:p>
+        </w:tc>
+        <w:tc>
+          <w:tcPr>
+            <w:tcW w:w="1583" w:type="dxa"/>
+          </w:tcPr>
+          <w:p>
+            <w:pPr>
+              <w:jc w:val="center"/>
+            </w:pPr>
+            <w:r>
+              <w:t>71.0%</w:t>
+            </w:r>
+          </w:p>
+        </w:tc>
+      </w:tr>
+    </w:tbl>
+    <w:p>
+      <w:pPr>
+        <w:pStyle w:val="Caption"/>
+        <w:jc w:val="center"/>
+      </w:pPr>
+      <w:bookmarkStart w:id="22" w:name="_Toc217383517"/>
+      <w:r>
+        <w:t xml:space="preserve">Figure </w:t>
+      </w:r>
+      <w:fldSimple w:instr=" SEQ Figure \* ARABIC ">
+        <w:r>
+          <w:rPr>
+            <w:noProof/>
+          </w:rPr>
+          <w:t>13</w:t>
+        </w:r>
+      </w:fldSimple>
+      <w:r>
+        <w:t xml:space="preserve"> </w:t>
+      </w:r>
+      <w:r>
+        <w:t xml:space="preserve">RF </w:t>
+      </w:r>
+      <w:r>
+        <w:t>Performance Metrics</w:t>
+      </w:r>
+      <w:bookmarkEnd w:id="22"/>
+    </w:p>
+    <w:p>
+      <w:pPr>
+        <w:pStyle w:val="Heading2"/>
+      </w:pPr>
+      <w:bookmarkStart w:id="23" w:name="_Toc217383501"/>
+      <w:r>
+        <w:t>XGBoost</w:t>
+      </w:r>
+      <w:bookmarkEnd w:id="23"/>
+    </w:p>
+    <w:p>
+      <w:pPr>
+        <w:jc w:val="center"/>
+      </w:pPr>
+      <w:r>
+        <w:rPr>
+          <w:noProof/>
+        </w:rPr>
+        <w:drawing>
+          <wp:inline distT="0" distB="0" distL="0" distR="0" wp14:anchorId="6D1BA3AB" wp14:editId="1E5B2D19">
+            <wp:extent cx="4557713" cy="2734830"/>
+            <wp:effectExtent l="0" t="0" r="0" b="8890"/>
+            <wp:docPr id="708078963" name="Picture 1" descr="A graph with blue bars&#10;&#10;AI-generated content may be incorrect."/>
+            <wp:cNvGraphicFramePr>
+              <a:graphicFrameLocks xmlns:a="http://schemas.openxmlformats.org/drawingml/2006/main" noChangeAspect="1"/>
+            </wp:cNvGraphicFramePr>
+            <a:graphic xmlns:a="http://schemas.openxmlformats.org/drawingml/2006/main">
+              <a:graphicData uri="http://schemas.openxmlformats.org/drawingml/2006/picture">
+                <pic:pic xmlns:pic="http://schemas.openxmlformats.org/drawingml/2006/picture">
+                  <pic:nvPicPr>
+                    <pic:cNvPr id="708078963" name="Picture 1" descr="A graph with blue bars&#10;&#10;AI-generated content may be incorrect."/>
+                    <pic:cNvPicPr/>
+                  </pic:nvPicPr>
+                  <pic:blipFill>
+                    <a:blip r:embed="rId19"/>
+                    <a:stretch>
+                      <a:fillRect/>
+                    </a:stretch>
+                  </pic:blipFill>
+                  <pic:spPr>
+                    <a:xfrm>
+                      <a:off x="0" y="0"/>
+                      <a:ext cx="4561362" cy="2737019"/>
+                    </a:xfrm>
+                    <a:prstGeom prst="rect">
+                      <a:avLst/>
+                    </a:prstGeom>
+                  </pic:spPr>
+                </pic:pic>
+              </a:graphicData>
+            </a:graphic>
+          </wp:inline>
+        </w:drawing>
+      </w:r>
+    </w:p>
+    <w:p>
+      <w:pPr>
+        <w:pStyle w:val="Caption"/>
+        <w:jc w:val="center"/>
+      </w:pPr>
+      <w:bookmarkStart w:id="24" w:name="_Toc217383518"/>
+      <w:r>
+        <w:t xml:space="preserve">Figure </w:t>
+      </w:r>
+      <w:fldSimple w:instr=" SEQ Figure \* ARABIC ">
+        <w:r>
+          <w:rPr>
+            <w:noProof/>
+          </w:rPr>
+          <w:t>14</w:t>
+        </w:r>
+      </w:fldSimple>
+      <w:r>
+        <w:t xml:space="preserve"> XGBoost Classification: Contributions to seeking mental health treatment</w:t>
+      </w:r>
+      <w:bookmarkEnd w:id="24"/>
+    </w:p>
+    <w:p>
+      <w:pPr>
+        <w:jc w:val="center"/>
+      </w:pPr>
+      <w:r>
+        <w:rPr>
+          <w:noProof/>
+        </w:rPr>
+        <w:lastRenderedPageBreak/>
+        <w:drawing>
+          <wp:inline distT="0" distB="0" distL="0" distR="0" wp14:anchorId="06641C86" wp14:editId="024E087E">
+            <wp:extent cx="3351134" cy="3476625"/>
+            <wp:effectExtent l="0" t="0" r="1905" b="0"/>
+            <wp:docPr id="694712507" name="Picture 1" descr="A graph with different colored lines&#10;&#10;AI-generated content may be incorrect."/>
+            <wp:cNvGraphicFramePr>
+              <a:graphicFrameLocks xmlns:a="http://schemas.openxmlformats.org/drawingml/2006/main" noChangeAspect="1"/>
+            </wp:cNvGraphicFramePr>
+            <a:graphic xmlns:a="http://schemas.openxmlformats.org/drawingml/2006/main">
+              <a:graphicData uri="http://schemas.openxmlformats.org/drawingml/2006/picture">
+                <pic:pic xmlns:pic="http://schemas.openxmlformats.org/drawingml/2006/picture">
+                  <pic:nvPicPr>
+                    <pic:cNvPr id="694712507" name="Picture 1" descr="A graph with different colored lines&#10;&#10;AI-generated content may be incorrect."/>
+                    <pic:cNvPicPr/>
+                  </pic:nvPicPr>
+                  <pic:blipFill>
+                    <a:blip r:embed="rId20"/>
+                    <a:stretch>
+                      <a:fillRect/>
+                    </a:stretch>
+                  </pic:blipFill>
+                  <pic:spPr>
+                    <a:xfrm>
+                      <a:off x="0" y="0"/>
+                      <a:ext cx="3354463" cy="3480079"/>
+                    </a:xfrm>
+                    <a:prstGeom prst="rect">
+                      <a:avLst/>
+                    </a:prstGeom>
+                  </pic:spPr>
+                </pic:pic>
+              </a:graphicData>
+            </a:graphic>
+          </wp:inline>
+        </w:drawing>
+      </w:r>
+    </w:p>
+    <w:p>
+      <w:pPr>
+        <w:pStyle w:val="Caption"/>
+        <w:jc w:val="center"/>
+      </w:pPr>
+      <w:bookmarkStart w:id="25" w:name="_Toc217383519"/>
+      <w:r>
+        <w:t xml:space="preserve">Figure </w:t>
+      </w:r>
+      <w:fldSimple w:instr=" SEQ Figure \* ARABIC ">
+        <w:r>
+          <w:rPr>
+            <w:noProof/>
+          </w:rPr>
+          <w:t>15</w:t>
+        </w:r>
+      </w:fldSimple>
+      <w:r>
+        <w:t xml:space="preserve"> XGBoost SHAP</w:t>
+      </w:r>
+      <w:bookmarkEnd w:id="25"/>
+    </w:p>
+    <w:p>
+      <w:pPr>
+        <w:jc w:val="center"/>
+      </w:pPr>
+      <w:r>
+        <w:rPr>
+          <w:noProof/>
+        </w:rPr>
+        <w:drawing>
+          <wp:inline distT="0" distB="0" distL="0" distR="0" wp14:anchorId="6D490BBC" wp14:editId="637C329A">
+            <wp:extent cx="3571875" cy="2976563"/>
+            <wp:effectExtent l="0" t="0" r="0" b="0"/>
+            <wp:docPr id="1517668977" name="Picture 1" descr="A blue squares with white text&#10;&#10;AI-generated content may be incorrect."/>
+            <wp:cNvGraphicFramePr>
+              <a:graphicFrameLocks xmlns:a="http://schemas.openxmlformats.org/drawingml/2006/main" noChangeAspect="1"/>
+            </wp:cNvGraphicFramePr>
+            <a:graphic xmlns:a="http://schemas.openxmlformats.org/drawingml/2006/main">
+              <a:graphicData uri="http://schemas.openxmlformats.org/drawingml/2006/picture">
+                <pic:pic xmlns:pic="http://schemas.openxmlformats.org/drawingml/2006/picture">
+                  <pic:nvPicPr>
+                    <pic:cNvPr id="1517668977" name="Picture 1" descr="A blue squares with white text&#10;&#10;AI-generated content may be incorrect."/>
+                    <pic:cNvPicPr/>
+                  </pic:nvPicPr>
+                  <pic:blipFill>
+                    <a:blip r:embed="rId21"/>
+                    <a:stretch>
+                      <a:fillRect/>
+                    </a:stretch>
+                  </pic:blipFill>
+                  <pic:spPr>
+                    <a:xfrm>
+                      <a:off x="0" y="0"/>
+                      <a:ext cx="3573670" cy="2978059"/>
+                    </a:xfrm>
+                    <a:prstGeom prst="rect">
+                      <a:avLst/>
+                    </a:prstGeom>
+                  </pic:spPr>
+                </pic:pic>
+              </a:graphicData>
+            </a:graphic>
+          </wp:inline>
+        </w:drawing>
+      </w:r>
+    </w:p>
+    <w:p>
+      <w:pPr>
+        <w:pStyle w:val="Caption"/>
+        <w:jc w:val="center"/>
+      </w:pPr>
+      <w:bookmarkStart w:id="26" w:name="_Toc217383520"/>
+      <w:r>
+        <w:t xml:space="preserve">Figure </w:t>
+      </w:r>
+      <w:fldSimple w:instr=" SEQ Figure \* ARABIC ">
+        <w:r>
+          <w:rPr>
+            <w:noProof/>
+          </w:rPr>
+          <w:t>16</w:t>
+        </w:r>
+      </w:fldSimple>
+      <w:r>
+        <w:t xml:space="preserve"> XGBoost Confusion Matrix</w:t>
+      </w:r>
+      <w:bookmarkEnd w:id="26"/>
+    </w:p>
+    <w:tbl>
+      <w:tblPr>
+        <w:tblStyle w:val="TableGrid"/>
+        <w:tblW w:w="0" w:type="auto"/>
+        <w:tblInd w:w="2830" w:type="dxa"/>
+        <w:tblLook w:val="04A0" w:firstRow="1" w:lastRow="0" w:firstColumn="1" w:lastColumn="0" w:noHBand="0" w:noVBand="1"/>
+      </w:tblPr>
+      <w:tblGrid>
+        <w:gridCol w:w="1678"/>
+        <w:gridCol w:w="1583"/>
+      </w:tblGrid>
+      <w:tr>
+        <w:tc>
+          <w:tcPr>
+            <w:tcW w:w="1678" w:type="dxa"/>
+          </w:tcPr>
+          <w:p>
+            <w:pPr>
+              <w:jc w:val="center"/>
+            </w:pPr>
+            <w:r>
+              <w:t>Accuracy</w:t>
+            </w:r>
+          </w:p>
+        </w:tc>
+        <w:tc>
+          <w:tcPr>
+            <w:tcW w:w="1583" w:type="dxa"/>
+          </w:tcPr>
+          <w:p>
+            <w:pPr>
+              <w:jc w:val="center"/>
+            </w:pPr>
+            <w:r>
+              <w:t>7</w:t>
+            </w:r>
+            <w:r>
+              <w:t>2.3</w:t>
+            </w:r>
+            <w:r>
+              <w:t>%</w:t>
+            </w:r>
+          </w:p>
+        </w:tc>
+      </w:tr>
+      <w:tr>
+        <w:tc>
+          <w:tcPr>
+            <w:tcW w:w="1678" w:type="dxa"/>
+          </w:tcPr>
+          <w:p>
+            <w:pPr>
+              <w:jc w:val="center"/>
+            </w:pPr>
+            <w:r>
+              <w:t>Precision</w:t>
+            </w:r>
+          </w:p>
+        </w:tc>
+        <w:tc>
+          <w:tcPr>
+            <w:tcW w:w="1583" w:type="dxa"/>
+          </w:tcPr>
+          <w:p>
+            <w:pPr>
+              <w:jc w:val="center"/>
+            </w:pPr>
+            <w:r>
+              <w:t>7</w:t>
+            </w:r>
+            <w:r>
+              <w:t>2.0</w:t>
+            </w:r>
+            <w:r>
+              <w:t>%</w:t>
+            </w:r>
+          </w:p>
+        </w:tc>
+      </w:tr>
+      <w:tr>
+        <w:tc>
+          <w:tcPr>
+            <w:tcW w:w="1678" w:type="dxa"/>
+          </w:tcPr>
+          <w:p>
+            <w:pPr>
+              <w:jc w:val="center"/>
+            </w:pPr>
+            <w:r>
+              <w:t>Recall</w:t>
+            </w:r>
+          </w:p>
+        </w:tc>
+        <w:tc>
+          <w:tcPr>
+            <w:tcW w:w="1583" w:type="dxa"/>
+          </w:tcPr>
+          <w:p>
+            <w:pPr>
+              <w:jc w:val="center"/>
+            </w:pPr>
+            <w:r>
+              <w:t>71.</w:t>
+            </w:r>
+            <w:r>
+              <w:t>5</w:t>
+            </w:r>
+            <w:r>
+              <w:t>%</w:t>
+            </w:r>
+          </w:p>
+        </w:tc>
+      </w:tr>
+      <w:tr>
+        <w:tc>
+          <w:tcPr>
+            <w:tcW w:w="1678" w:type="dxa"/>
+          </w:tcPr>
+          <w:p>
+            <w:pPr>
+              <w:jc w:val="center"/>
+            </w:pPr>
+            <w:r>
+              <w:t>F1-Score</w:t>
+            </w:r>
+          </w:p>
+        </w:tc>
+        <w:tc>
+          <w:tcPr>
+            <w:tcW w:w="1583" w:type="dxa"/>
+          </w:tcPr>
+          <w:p>
+            <w:pPr>
+              <w:jc w:val="center"/>
+            </w:pPr>
+            <w:r>
+              <w:t>71.</w:t>
+            </w:r>
+            <w:r>
+              <w:t>5</w:t>
+            </w:r>
+            <w:r>
+              <w:t>%</w:t>
+            </w:r>
+          </w:p>
+        </w:tc>
+      </w:tr>
+    </w:tbl>
+    <w:p>
+      <w:pPr>
+        <w:pStyle w:val="Caption"/>
+        <w:jc w:val="center"/>
+      </w:pPr>
+      <w:bookmarkStart w:id="27" w:name="_Toc217383521"/>
+      <w:r>
+        <w:t xml:space="preserve">Figure </w:t>
+      </w:r>
+      <w:fldSimple w:instr=" SEQ Figure \* ARABIC ">
+        <w:r>
+          <w:rPr>
+            <w:noProof/>
+          </w:rPr>
+          <w:t>17</w:t>
+        </w:r>
+      </w:fldSimple>
+      <w:r>
+        <w:t xml:space="preserve"> XGBoost Performance Metrics</w:t>
+      </w:r>
+      <w:bookmarkEnd w:id="27"/>
+    </w:p>
+    <w:p>
+      <w:r>
+        <w:t xml:space="preserve">Both the Random Forest (RF) and XGBoost models demonstrated comparable performance, with XGBoost yielding marginally superior results. Overall, both models achieved approximately 70% across each evaluation metric. Notably, the similarity in recall and precision between the </w:t>
+      </w:r>
+      <w:r>
+        <w:lastRenderedPageBreak/>
+        <w:t>two models is considered acceptable for exploratory research, as it indicates the models are capturing meaningful patterns rather than producing predictions based on random chance. Furthermore, Random Forest offered additional interpretability by highlighting the relative contributions of various features. Although these contributions were minor, the analysis provided valuable insights into which factors had a greater influence on the model outcomes.</w:t>
+      </w:r>
+    </w:p>
+    <w:p>
+      <w:pPr>
+        <w:pStyle w:val="Heading1"/>
+      </w:pPr>
+      <w:bookmarkStart w:id="28" w:name="_Toc217383502"/>
+      <w:r>
+        <w:t>Discussion</w:t>
+      </w:r>
+      <w:bookmarkEnd w:id="28"/>
+    </w:p>
+    <w:p>
+      <w:r>
+        <w:t>The analysis indicates that the strongest factors influencing whether an individual seeks mental health treatment are a family history of mental health conditions and knowledge of available care options. Gender and employment type (specifically self-employment) also show notable feature importance, whereas other factors—such as stress levels, mood fluctuations, or lifestyle choices—exhibit comparatively smaller effects. High values of the top factors—for example, having a family history of mental illness or being aware of care options—are associated with an increased likelihood of seeking treatment.</w:t>
+      </w:r>
+    </w:p>
+    <w:p>
+      <w:r>
+        <w:t>Interestingly, prior personal history of mental illness emerged as a weaker predictor than might be expected. While it could be assumed that individuals with past mental health issues would be more motivated to pursue treatment, the models suggest this is not consistently the case. This may reflect repeated patterns of response, such as continuing with therapy or choosing not to seek treatment, or perceptions that previous interventions were ineffective, which could reduce willingness to engage in care again.</w:t>
+      </w:r>
+    </w:p>
+    <w:p>
+      <w:r>
+        <w:t>These findings are consistent with existing research in this field. For example, Perich et al. (2025) reported that “students with a family history of mental illness were more likely to report clinically significant symptoms,” aligning with the present model’s finding that family history is the largest contributor to treatment-seeking behaviour. Similarly, Andrade et al. (2014) highlighted the “need for community campaigns aimed at increasing public awareness, raising mental health literacy,” which aligns with our model’s indication that increased knowledge about care options corresponds with higher likelihood of seeking treatment.</w:t>
+      </w:r>
+    </w:p>
+    <w:p>
+      <w:pPr>
+        <w:pStyle w:val="Heading1"/>
+      </w:pPr>
+      <w:bookmarkStart w:id="29" w:name="_Toc217383503"/>
+      <w:r>
+        <w:t>Conclusion</w:t>
+      </w:r>
+      <w:bookmarkEnd w:id="29"/>
+    </w:p>
+    <w:p>
+      <w:r>
+        <w:t>In conclusion, consistent with findings from the scholarly literature, a family history of mental health issues constitutes the most salient determinant of treatment-seeking behavior. Awareness of available mental health care resources further exerts a significant influence, highlighting the importance of informational accessibility in facilitating help-seeking. Additional factors, including gender and the degree of employer support, contribute to treatment-seeking to a more moderate extent. Conversely, other examined variables demonstrate comparatively limited impact. Collectively, these findings underscore the interplay of personal, social, and informational factors in shaping individuals’ engagement with mental health services, with implications for both policy and clinical practice.</w:t>
+      </w:r>
       <w:r>
         <w:br w:type="page"/>
       </w:r>
@@ -3317,650 +4821,409 @@
     <w:p>
       <w:pPr>
         <w:pStyle w:val="Heading1"/>
-        <w:numPr>
-          <w:ilvl w:val="0"/>
-          <w:numId w:val="1"/>
-        </w:numPr>
-      </w:pPr>
-      <w:bookmarkStart w:id="15" w:name="_Toc214287764"/>
+      </w:pPr>
+      <w:bookmarkStart w:id="30" w:name="_Toc217383504"/>
       <w:r>
         <w:lastRenderedPageBreak/>
         <w:t>References</w:t>
       </w:r>
-      <w:bookmarkEnd w:id="15"/>
-    </w:p>
-    <w:p>
-      <w:proofErr w:type="spellStart"/>
-      <w:r>
-        <w:t>Jikadara</w:t>
-      </w:r>
-      <w:proofErr w:type="spellEnd"/>
-      <w:r>
-        <w:t xml:space="preserve"> </w:t>
-      </w:r>
-      <w:r>
-        <w:t>(</w:t>
-      </w:r>
-      <w:r>
-        <w:t>2023</w:t>
-      </w:r>
-      <w:r>
-        <w:t>)</w:t>
-      </w:r>
-      <w:r>
-        <w:br/>
-      </w:r>
-      <w:proofErr w:type="spellStart"/>
-      <w:r>
-        <w:t>Jikadara</w:t>
-      </w:r>
-      <w:proofErr w:type="spellEnd"/>
-      <w:r>
-        <w:t xml:space="preserve"> B. 2023. </w:t>
+      <w:bookmarkEnd w:id="30"/>
+    </w:p>
+    <w:p>
+      <w:r>
+        <w:t xml:space="preserve">ANDRADE, L., ALONSO, J., MNEIMMEH, Z., AL-HAMZAWI, A., BORGES, G., BROMET, E., BRUFFAERTS, R., DE GIROLAMO, G., DE GRAAF, R., FLORESCU, S., GUREJE, O., HINKOV, H., HU, C., HUANG, Y., HWAN, I., JIN, R., KARAM, E., KOVESS-MASFETY, V., LEVINSON, D., MATSCHINGER, H., O’NEILL, S., POSADA-VILLA, J., SAGAR, R., SAMPSON, N., SASU, C., STEIN, D., TAKESHIMA, T., VIANA, M., XAVIER, M. &amp; KESSLER, R., 2014. </w:t>
       </w:r>
       <w:r>
         <w:rPr>
           <w:i/>
           <w:iCs/>
         </w:rPr>
-        <w:t>Exploring the Landscape of Mental Well-being: A Comprehensive Dataset Analysis</w:t>
+        <w:t>Barriers to mental health treatment: Results from the WHO World Mental Health (WMH) surveys</w:t>
+      </w:r>
+      <w:r>
+        <w:t>.</w:t>
+      </w:r>
+      <w:r>
+        <w:t xml:space="preserve"> </w:t>
+      </w:r>
+      <w:r>
+        <w:br/>
+      </w:r>
+      <w:r>
+        <w:t xml:space="preserve">Available at: </w:t>
+      </w:r>
+      <w:hyperlink r:id="rId22" w:tgtFrame="_new" w:history="1">
+        <w:r>
+          <w:rPr>
+            <w:rStyle w:val="Hyperlink"/>
+          </w:rPr>
+          <w:t>https://pmc.ncbi.nlm.nih.gov/articles/PMC4100460/</w:t>
+        </w:r>
+      </w:hyperlink>
+      <w:r>
+        <w:t>.</w:t>
+      </w:r>
+    </w:p>
+    <w:p>
+      <w:r>
+        <w:t xml:space="preserve">BHARANDI, P., 2022. </w:t>
       </w:r>
       <w:r>
         <w:rPr>
           <w:i/>
           <w:iCs/>
         </w:rPr>
+        <w:t>How to find outliers: Meaning, formula &amp; examples.</w:t>
+      </w:r>
+      <w:r>
+        <w:t xml:space="preserve"> </w:t>
+      </w:r>
+      <w:r>
+        <w:br/>
+      </w:r>
+      <w:r>
+        <w:t xml:space="preserve">Available at: </w:t>
+      </w:r>
+      <w:hyperlink r:id="rId23" w:tgtFrame="_new" w:history="1">
+        <w:r>
+          <w:rPr>
+            <w:rStyle w:val="Hyperlink"/>
+          </w:rPr>
+          <w:t>https://www.scribbr.co.uk/stats/statistical-outliers/</w:t>
+        </w:r>
+      </w:hyperlink>
+      <w:r>
         <w:t>.</w:t>
       </w:r>
-      <w:r>
-        <w:br/>
-      </w:r>
-      <w:hyperlink r:id="rId16" w:history="1">
-        <w:r>
-          <w:rPr>
-            <w:rStyle w:val="Hyperlink"/>
-          </w:rPr>
-          <w:t>https://www.kaggle.com/datasets/bhavikjikadara/mental-health-dataset</w:t>
-        </w:r>
-      </w:hyperlink>
-      <w:r>
-        <w:t xml:space="preserve"> </w:t>
-      </w:r>
-    </w:p>
-    <w:p>
-      <w:proofErr w:type="spellStart"/>
-      <w:r>
-        <w:t>Vriend</w:t>
-      </w:r>
-      <w:proofErr w:type="spellEnd"/>
-      <w:r>
-        <w:t xml:space="preserve"> </w:t>
-      </w:r>
-      <w:r>
-        <w:t>(</w:t>
-      </w:r>
-      <w:r>
-        <w:t>2025</w:t>
-      </w:r>
-      <w:r>
-        <w:t>)</w:t>
-      </w:r>
-      <w:r>
-        <w:br/>
-      </w:r>
-      <w:proofErr w:type="spellStart"/>
-      <w:r>
-        <w:t>Vriend</w:t>
-      </w:r>
-      <w:proofErr w:type="spellEnd"/>
-      <w:r>
-        <w:t xml:space="preserve"> M. 22</w:t>
-      </w:r>
-      <w:r>
-        <w:rPr>
-          <w:vertAlign w:val="superscript"/>
-        </w:rPr>
-        <w:t>nd</w:t>
-      </w:r>
-      <w:r>
-        <w:t xml:space="preserve"> January 2025. </w:t>
+    </w:p>
+    <w:p>
+      <w:r>
+        <w:t xml:space="preserve">CALMZONE, n.d. </w:t>
       </w:r>
       <w:r>
         <w:rPr>
           <w:i/>
           <w:iCs/>
         </w:rPr>
-        <w:t>Mental health trends among working-age people</w:t>
+        <w:t>The facts: Why we need to talk about suicide.</w:t>
+      </w:r>
+      <w:r>
+        <w:t xml:space="preserve"> </w:t>
+      </w:r>
+      <w:r>
+        <w:br/>
+      </w:r>
+      <w:r>
+        <w:t xml:space="preserve">Available at: </w:t>
+      </w:r>
+      <w:hyperlink r:id="rId24" w:tgtFrame="_new" w:history="1">
+        <w:r>
+          <w:rPr>
+            <w:rStyle w:val="Hyperlink"/>
+          </w:rPr>
+          <w:t>https://www.thecalmzone.net/thelastphoto/the-facts</w:t>
+        </w:r>
+      </w:hyperlink>
+      <w:r>
+        <w:t>.</w:t>
+      </w:r>
+    </w:p>
+    <w:p>
+      <w:r>
+        <w:t xml:space="preserve">CHEN, T. &amp; GUESTRIN, C., 2016. </w:t>
       </w:r>
       <w:r>
         <w:rPr>
           <w:i/>
           <w:iCs/>
         </w:rPr>
-        <w:t>.</w:t>
+        <w:t>XGBoost: A scalable tree boosting system.</w:t>
       </w:r>
       <w:r>
         <w:rPr>
           <w:i/>
           <w:iCs/>
         </w:rPr>
-        <w:br/>
-      </w:r>
-      <w:hyperlink r:id="rId17" w:history="1">
-        <w:r>
-          <w:rPr>
-            <w:rStyle w:val="Hyperlink"/>
-          </w:rPr>
-          <w:t>https://www.health.org.uk/reports-and-analysis/analysis/mental-health-trends-among-working-age-people</w:t>
-        </w:r>
-      </w:hyperlink>
-      <w:r>
         <w:t xml:space="preserve"> </w:t>
-      </w:r>
-    </w:p>
-    <w:p>
-      <w:r>
-        <w:t xml:space="preserve">NHS England </w:t>
-      </w:r>
-      <w:r>
-        <w:t>(</w:t>
-      </w:r>
-      <w:r>
-        <w:t>2025</w:t>
-      </w:r>
-      <w:r>
-        <w:t>)</w:t>
-      </w:r>
-      <w:r>
-        <w:br/>
-        <w:t>NHS England</w:t>
-      </w:r>
-      <w:r>
-        <w:t>.</w:t>
-      </w:r>
-      <w:r>
-        <w:t xml:space="preserve"> </w:t>
-      </w:r>
-      <w:r>
-        <w:t>26</w:t>
-      </w:r>
-      <w:r>
-        <w:rPr>
-          <w:vertAlign w:val="superscript"/>
-        </w:rPr>
-        <w:t>th</w:t>
-      </w:r>
-      <w:r>
-        <w:t xml:space="preserve"> January 2025. </w:t>
       </w:r>
       <w:r>
         <w:rPr>
           <w:i/>
           <w:iCs/>
         </w:rPr>
-        <w:t>Adult Psychiatric Morbidity Survey: Survey of Mental Health and Wellbeing, England, 2023/4.</w:t>
-      </w:r>
-      <w:r>
         <w:br/>
       </w:r>
-      <w:hyperlink r:id="rId18" w:history="1">
+      <w:r>
+        <w:t xml:space="preserve">Available at: </w:t>
+      </w:r>
+      <w:hyperlink r:id="rId25" w:tgtFrame="_new" w:history="1">
         <w:r>
           <w:rPr>
             <w:rStyle w:val="Hyperlink"/>
           </w:rPr>
-          <w:t>https://digital.nhs.uk/data-and-information/publications/statistical/adult-psychiatric-morbidity-survey/survey-of-mental-health-and-wellbeing-england-2023-24/common-mental-health-conditions</w:t>
+          <w:t>https://dl.acm.org/doi/abs/10.1145/2939672.2939785</w:t>
         </w:r>
       </w:hyperlink>
       <w:r>
-        <w:t xml:space="preserve"> </w:t>
-      </w:r>
-    </w:p>
-    <w:p>
-      <w:r>
-        <w:t>Schofield et al (2010)</w:t>
-      </w:r>
-      <w:r>
-        <w:br/>
-        <w:t>Schofield D, Kelly S, Shrestha R, Callander E, Percival R, Passey M</w:t>
-      </w:r>
-      <w:r>
         <w:t>.</w:t>
       </w:r>
-      <w:r>
-        <w:t xml:space="preserve"> 22</w:t>
-      </w:r>
-      <w:r>
-        <w:rPr>
-          <w:vertAlign w:val="superscript"/>
-        </w:rPr>
-        <w:t>nd</w:t>
-      </w:r>
-      <w:r>
-        <w:t xml:space="preserve"> June 2010. </w:t>
+    </w:p>
+    <w:p>
+      <w:r>
+        <w:t xml:space="preserve">F. ILYAS, I. &amp; CHU, X., 2019. </w:t>
       </w:r>
       <w:r>
         <w:rPr>
           <w:i/>
           <w:iCs/>
         </w:rPr>
-        <w:t>How depression and other mental health problems can affect future living standards of those out of the labour force.</w:t>
-      </w:r>
-      <w:r>
+        <w:t>Data cleaning. Association for Computing Machinery.</w:t>
+      </w:r>
+    </w:p>
+    <w:p>
+      <w:r>
+        <w:t xml:space="preserve">HAYES, M. &amp; DOWNIE, A., n.d. What is data transformation? IBM. </w:t>
+      </w:r>
+      <w:r>
+        <w:br/>
+      </w:r>
+      <w:r>
+        <w:t xml:space="preserve">Available at: </w:t>
+      </w:r>
+      <w:hyperlink r:id="rId26" w:tgtFrame="_new" w:history="1">
+        <w:r>
+          <w:rPr>
+            <w:rStyle w:val="Hyperlink"/>
+          </w:rPr>
+          <w:t>https://www.ibm.com/think/topics/data-transformation</w:t>
+        </w:r>
+      </w:hyperlink>
+      <w:r>
+        <w:t>.</w:t>
+      </w:r>
+    </w:p>
+    <w:p>
+      <w:r>
+        <w:t xml:space="preserve">JIKADARA, B., 2023. Exploring the landscape of mental well-being: A comprehensive dataset analysis. Kaggle. </w:t>
+      </w:r>
+      <w:r>
+        <w:br/>
+      </w:r>
+      <w:r>
+        <w:t xml:space="preserve">Available at: </w:t>
+      </w:r>
+      <w:hyperlink r:id="rId27" w:tgtFrame="_new" w:history="1">
+        <w:r>
+          <w:rPr>
+            <w:rStyle w:val="Hyperlink"/>
+          </w:rPr>
+          <w:t>https://www.kaggle.com/datasets/bhavikjikadara/mental-health-dataset</w:t>
+        </w:r>
+      </w:hyperlink>
+      <w:r>
+        <w:t>.</w:t>
+      </w:r>
+    </w:p>
+    <w:p>
+      <w:r>
+        <w:t xml:space="preserve">KIRASICH, K., SMITH, T. &amp; SADLER, B., 2018. Random forest vs logistic regression: Binary classification for heterogeneous datasets. SMU Data Science Review. </w:t>
+      </w:r>
+      <w:r>
+        <w:br/>
+      </w:r>
+      <w:r>
+        <w:t xml:space="preserve">Available at: </w:t>
+      </w:r>
+      <w:hyperlink r:id="rId28" w:tgtFrame="_new" w:history="1">
+        <w:r>
+          <w:rPr>
+            <w:rStyle w:val="Hyperlink"/>
+          </w:rPr>
+          <w:t>https://scholar.smu.edu/cgi/viewcontent.cgi?article=1041&amp;context=datasciencereview</w:t>
+        </w:r>
+      </w:hyperlink>
+      <w:r>
+        <w:t>.</w:t>
+      </w:r>
+    </w:p>
+    <w:p>
+      <w:r>
+        <w:t xml:space="preserve">MÉNDEZ-BUSTOS, P., CALATI, R., RUBIO-RAMÍREZ, F., OLIÉ, E., COURTET, P. &amp; LOPEZ-CASTROMAN, J., 2019. Effectiveness of psychotherapy on suicidal risk: A systematic review of observational studies. PMC. </w:t>
+      </w:r>
+      <w:r>
+        <w:br/>
+      </w:r>
+      <w:r>
+        <w:t xml:space="preserve">Available at: </w:t>
+      </w:r>
+      <w:hyperlink r:id="rId29" w:tgtFrame="_new" w:history="1">
+        <w:r>
+          <w:rPr>
+            <w:rStyle w:val="Hyperlink"/>
+          </w:rPr>
+          <w:t>https://pmc.ncbi.nlm.nih.gov/articles/PMC6389707/pdf/fpsyg-10-00277.pdf</w:t>
+        </w:r>
+      </w:hyperlink>
+      <w:r>
+        <w:t>.</w:t>
+      </w:r>
+    </w:p>
+    <w:p>
+      <w:r>
+        <w:t xml:space="preserve">MICROSOFT WINDOWS, n.d. Data deduplication overview. </w:t>
+      </w:r>
+      <w:r>
+        <w:br/>
+      </w:r>
+      <w:r>
+        <w:t xml:space="preserve">Available at: </w:t>
+      </w:r>
+      <w:hyperlink r:id="rId30" w:tgtFrame="_new" w:history="1">
+        <w:r>
+          <w:rPr>
+            <w:rStyle w:val="Hyperlink"/>
+          </w:rPr>
+          <w:t>https://learn.microsoft.com/en-us/windows-server/storage/data-deduplication/overview</w:t>
+        </w:r>
+      </w:hyperlink>
+      <w:r>
+        <w:t>.</w:t>
+      </w:r>
+    </w:p>
+    <w:p>
+      <w:r>
+        <w:t xml:space="preserve">NHS ENGLAND, 2025. Adult psychiatric morbidity survey: Survey of mental health and wellbeing, England, 2023/4. </w:t>
+      </w:r>
+      <w:r>
+        <w:br/>
+      </w:r>
+      <w:r>
+        <w:t xml:space="preserve">Available at: </w:t>
+      </w:r>
+      <w:hyperlink r:id="rId31" w:tgtFrame="_new" w:history="1">
+        <w:r>
+          <w:rPr>
+            <w:rStyle w:val="Hyperlink"/>
+          </w:rPr>
+          <w:t>https://digital.nhs.uk/data-and-information/publications/statistical/adult-psychiatric-morbidity-survey/survey-of-mental-health-and-wellbeing-england-2023-24/common-mental-health-conditions</w:t>
+        </w:r>
+      </w:hyperlink>
+      <w:r>
+        <w:t>.</w:t>
+      </w:r>
+    </w:p>
+    <w:p>
+      <w:r>
+        <w:t xml:space="preserve">PERICH, T. &amp; ANDRIESSEN, K., 2025. The impact of family history of mental illness on mental health help seeking in university students. PubMed. </w:t>
+      </w:r>
+      <w:r>
+        <w:br/>
+      </w:r>
+      <w:r>
+        <w:t xml:space="preserve">Available at: </w:t>
+      </w:r>
+      <w:hyperlink r:id="rId32" w:tgtFrame="_new" w:history="1">
+        <w:r>
+          <w:rPr>
+            <w:rStyle w:val="Hyperlink"/>
+          </w:rPr>
+          <w:t>https://pubmed.ncbi.nlm.nih.gov/38832569/</w:t>
+        </w:r>
+      </w:hyperlink>
+      <w:r>
+        <w:t>.</w:t>
+      </w:r>
+    </w:p>
+    <w:p>
+      <w:r>
+        <w:lastRenderedPageBreak/>
+        <w:t xml:space="preserve">SCHOFIELD, D., KELLY, S., SHRESTHA, R., CALLANDER, E., PERCIVAL, R. &amp; PASSEY, M., 2010. How depression and other mental health problems can affect future living standards of those out of the labour force. Taylor &amp; Francis Online. </w:t>
+      </w:r>
+      <w:r>
+        <w:br/>
+      </w:r>
+      <w:r>
+        <w:t xml:space="preserve">Available at: </w:t>
+      </w:r>
+      <w:hyperlink r:id="rId33" w:tgtFrame="_new" w:history="1">
+        <w:r>
+          <w:rPr>
+            <w:rStyle w:val="Hyperlink"/>
+          </w:rPr>
+          <w:t>https://www.tandfonline.com/doi/full/10.1080/13607863.2011.556599?scroll=top&amp;needAccess=true</w:t>
+        </w:r>
+      </w:hyperlink>
+      <w:r>
+        <w:t>.</w:t>
+      </w:r>
+    </w:p>
+    <w:p>
+      <w:r>
+        <w:t xml:space="preserve">STOLZENBURG, S., FREITAG, S., EVANS-LACKO, S., SPEERFORCK, S., SCHMIDT, S. &amp; SCHOMERUS, G., 2018. Individuals with currently untreated mental illness: Causal beliefs and readiness to seek help. PMC. </w:t>
+      </w:r>
+      <w:r>
+        <w:br/>
+      </w:r>
+      <w:r>
+        <w:t xml:space="preserve">Available at: </w:t>
+      </w:r>
+      <w:hyperlink r:id="rId34" w:tgtFrame="_new" w:history="1">
+        <w:r>
+          <w:rPr>
+            <w:rStyle w:val="Hyperlink"/>
+          </w:rPr>
+          <w:t>https://pmc.ncbi.nlm.nih.gov/articles/PMC6998972/</w:t>
+        </w:r>
+      </w:hyperlink>
+      <w:r>
+        <w:t>.</w:t>
+      </w:r>
+    </w:p>
+    <w:p>
+      <w:r>
+        <w:t xml:space="preserve">VRIEND, M., 2025. Mental health trends among working-age people. Health Foundation. Available at: </w:t>
+      </w:r>
+      <w:hyperlink r:id="rId35" w:tgtFrame="_new" w:history="1">
+        <w:r>
+          <w:rPr>
+            <w:rStyle w:val="Hyperlink"/>
+          </w:rPr>
+          <w:t>https://www.health.org.uk/reports-and-analysis/analysis/mental-health-trends-among-working-age-people</w:t>
+        </w:r>
+      </w:hyperlink>
+      <w:r>
+        <w:t>.</w:t>
+      </w:r>
+    </w:p>
+    <w:p>
+      <w:r>
+        <w:t xml:space="preserve">IBM, n.d. What is exploratory data analysis (EDA)? </w:t>
+      </w:r>
+      <w:r>
+        <w:br/>
+      </w:r>
+      <w:r>
+        <w:t xml:space="preserve">Available at: </w:t>
+      </w:r>
+      <w:hyperlink r:id="rId36" w:tgtFrame="_new" w:history="1">
+        <w:r>
+          <w:rPr>
+            <w:rStyle w:val="Hyperlink"/>
+          </w:rPr>
+          <w:t>https://www.ibm.com/think/topics/exploratory-data-analysis</w:t>
+        </w:r>
+      </w:hyperlink>
+      <w:r>
+        <w:t>.</w:t>
+      </w:r>
+    </w:p>
+    <w:p>
+      <w:pPr>
         <w:rPr>
           <w:i/>
           <w:iCs/>
         </w:rPr>
-        <w:br/>
-      </w:r>
-      <w:hyperlink r:id="rId19" w:history="1">
-        <w:r>
-          <w:rPr>
-            <w:rStyle w:val="Hyperlink"/>
-          </w:rPr>
-          <w:t>https://www.tandfonline.com/doi/full/10.1080/13607863.2011.556599?scroll=top&amp;needAccess=true</w:t>
-        </w:r>
-      </w:hyperlink>
-      <w:r>
-        <w:t xml:space="preserve"> </w:t>
-      </w:r>
-    </w:p>
-    <w:p>
-      <w:r>
-        <w:t>F. Ilyas, Chu (2019)</w:t>
-      </w:r>
-      <w:r>
-        <w:br/>
-        <w:t>F. Ilyas I, Chu X. 9</w:t>
-      </w:r>
-      <w:r>
-        <w:rPr>
-          <w:vertAlign w:val="superscript"/>
-        </w:rPr>
-        <w:t>th</w:t>
-      </w:r>
-      <w:r>
-        <w:t xml:space="preserve"> July 2019. </w:t>
-      </w:r>
-      <w:r>
-        <w:rPr>
-          <w:i/>
-          <w:iCs/>
-        </w:rPr>
-        <w:t xml:space="preserve">Data </w:t>
-      </w:r>
-      <w:r>
-        <w:rPr>
-          <w:i/>
-          <w:iCs/>
-        </w:rPr>
-        <w:t>C</w:t>
-      </w:r>
-      <w:r>
-        <w:rPr>
-          <w:i/>
-          <w:iCs/>
-        </w:rPr>
-        <w:t>leaning.</w:t>
-      </w:r>
-      <w:r>
-        <w:br/>
-      </w:r>
-      <w:r>
-        <w:t xml:space="preserve">Published by </w:t>
-      </w:r>
-      <w:r>
-        <w:t>Association for Computing Machinery</w:t>
-      </w:r>
-    </w:p>
-    <w:p>
-      <w:proofErr w:type="spellStart"/>
-      <w:r>
-        <w:t>Bharandi</w:t>
-      </w:r>
-      <w:proofErr w:type="spellEnd"/>
-      <w:r>
-        <w:t xml:space="preserve"> (2022)</w:t>
-      </w:r>
-      <w:r>
-        <w:br/>
-      </w:r>
-      <w:proofErr w:type="spellStart"/>
-      <w:r>
-        <w:t>Bharandi</w:t>
-      </w:r>
-      <w:proofErr w:type="spellEnd"/>
-      <w:r>
-        <w:t xml:space="preserve"> P</w:t>
-      </w:r>
-      <w:r>
-        <w:t>.</w:t>
-      </w:r>
-      <w:r>
-        <w:t xml:space="preserve"> 4</w:t>
-      </w:r>
-      <w:r>
-        <w:rPr>
-          <w:vertAlign w:val="superscript"/>
-        </w:rPr>
-        <w:t>th</w:t>
-      </w:r>
-      <w:r>
-        <w:t xml:space="preserve"> October 2022. </w:t>
-      </w:r>
-      <w:r>
-        <w:rPr>
-          <w:i/>
-          <w:iCs/>
-        </w:rPr>
-        <w:t>How to Find Outliers | Meaning, Formula &amp; Examples</w:t>
-      </w:r>
-      <w:r>
-        <w:t>.</w:t>
-      </w:r>
-      <w:r>
-        <w:br/>
-      </w:r>
-      <w:hyperlink r:id="rId20" w:history="1">
-        <w:r>
-          <w:rPr>
-            <w:rStyle w:val="Hyperlink"/>
-          </w:rPr>
-          <w:t>https://www.scribbr.co.uk/stats/statistical-outliers/</w:t>
-        </w:r>
-      </w:hyperlink>
-      <w:r>
-        <w:t xml:space="preserve"> </w:t>
-      </w:r>
-    </w:p>
-    <w:p>
-      <w:r>
-        <w:t>Windows (n.d.)</w:t>
-      </w:r>
-      <w:r>
-        <w:br/>
-        <w:t>Microsoft Windows</w:t>
-      </w:r>
-      <w:r>
-        <w:t>.</w:t>
-      </w:r>
-      <w:r>
-        <w:t xml:space="preserve"> n.d. </w:t>
-      </w:r>
-      <w:r>
-        <w:rPr>
-          <w:i/>
-          <w:iCs/>
-        </w:rPr>
-        <w:t>Data Deduplication Overview</w:t>
-      </w:r>
-      <w:r>
-        <w:rPr>
-          <w:i/>
-          <w:iCs/>
-        </w:rPr>
-        <w:t>.</w:t>
-      </w:r>
-      <w:r>
-        <w:rPr>
-          <w:i/>
-          <w:iCs/>
-        </w:rPr>
-        <w:br/>
-      </w:r>
-      <w:hyperlink r:id="rId21" w:history="1">
-        <w:r>
-          <w:rPr>
-            <w:rStyle w:val="Hyperlink"/>
-          </w:rPr>
-          <w:t>https://learn.microsoft.com/en-us/windows-server/storage/data-deduplication/overview</w:t>
-        </w:r>
-      </w:hyperlink>
-      <w:r>
-        <w:t xml:space="preserve"> </w:t>
-      </w:r>
-    </w:p>
-    <w:p>
-      <w:r>
-        <w:t>Hayes, Downie (n.d.)</w:t>
-      </w:r>
-      <w:r>
-        <w:br/>
-        <w:t>Hayes M, Downie A</w:t>
-      </w:r>
-      <w:r>
-        <w:t>.</w:t>
-      </w:r>
-      <w:r>
-        <w:t xml:space="preserve"> n.d. </w:t>
-      </w:r>
-      <w:r>
-        <w:rPr>
-          <w:i/>
-          <w:iCs/>
-        </w:rPr>
-        <w:t>What is data transformation?</w:t>
-      </w:r>
-      <w:r>
-        <w:br/>
-      </w:r>
-      <w:hyperlink r:id="rId22" w:history="1">
-        <w:r>
-          <w:rPr>
-            <w:rStyle w:val="Hyperlink"/>
-          </w:rPr>
-          <w:t>https://www.ibm.com/think/topics/data-transformation</w:t>
-        </w:r>
-      </w:hyperlink>
-    </w:p>
-    <w:p>
-      <w:r>
-        <w:t>Méndez-Bustos</w:t>
-      </w:r>
-      <w:r>
-        <w:t xml:space="preserve"> et al., (2019)</w:t>
-      </w:r>
-      <w:r>
-        <w:br/>
-      </w:r>
-      <w:r>
-        <w:t>Méndez-Bustos</w:t>
-      </w:r>
-      <w:r>
-        <w:t xml:space="preserve"> P, Calati R, </w:t>
-      </w:r>
-      <w:r>
-        <w:t>Rubio-Ramírez</w:t>
-      </w:r>
-      <w:r>
-        <w:t xml:space="preserve"> F, </w:t>
-      </w:r>
-      <w:proofErr w:type="spellStart"/>
-      <w:r>
-        <w:t>Olié</w:t>
-      </w:r>
-      <w:proofErr w:type="spellEnd"/>
-      <w:r>
-        <w:t xml:space="preserve"> E, </w:t>
-      </w:r>
-      <w:proofErr w:type="spellStart"/>
-      <w:r>
-        <w:t>Courtet</w:t>
-      </w:r>
-      <w:proofErr w:type="spellEnd"/>
-      <w:r>
-        <w:t xml:space="preserve"> P, Lopez-</w:t>
-      </w:r>
-      <w:proofErr w:type="spellStart"/>
-      <w:r>
-        <w:t>Castroman</w:t>
-      </w:r>
-      <w:proofErr w:type="spellEnd"/>
-      <w:r>
-        <w:t xml:space="preserve"> J. 19</w:t>
-      </w:r>
-      <w:r>
-        <w:rPr>
-          <w:vertAlign w:val="superscript"/>
-        </w:rPr>
-        <w:t>th</w:t>
-      </w:r>
-      <w:r>
-        <w:t xml:space="preserve"> February 2019. </w:t>
-      </w:r>
-      <w:r>
-        <w:rPr>
-          <w:i/>
-          <w:iCs/>
-        </w:rPr>
-        <w:t>Effectiveness of Psychotherapy on Suicidal Risk: A Systematic Review of Observational Studies</w:t>
-      </w:r>
-      <w:r>
-        <w:br/>
-      </w:r>
-      <w:hyperlink r:id="rId23" w:history="1">
-        <w:r>
-          <w:rPr>
-            <w:rStyle w:val="Hyperlink"/>
-          </w:rPr>
-          <w:t>https://pmc.ncbi.nlm.nih.gov/articles/PMC6389707/pdf/fpsyg-10-00277.pdf</w:t>
-        </w:r>
-      </w:hyperlink>
-      <w:r>
-        <w:t xml:space="preserve"> </w:t>
-      </w:r>
-    </w:p>
-    <w:p>
-      <w:r>
-        <w:t>CALM</w:t>
-      </w:r>
-      <w:r>
-        <w:br/>
-        <w:t>Calmzone.net</w:t>
-      </w:r>
-      <w:r>
-        <w:br/>
-      </w:r>
-      <w:hyperlink r:id="rId24" w:history="1">
-        <w:r>
-          <w:rPr>
-            <w:rStyle w:val="Hyperlink"/>
-          </w:rPr>
-          <w:t>https://www.thecalmzone.net/thelastphoto/the-facts</w:t>
-        </w:r>
-      </w:hyperlink>
-      <w:r>
-        <w:t xml:space="preserve"> </w:t>
-      </w:r>
-    </w:p>
-    <w:p>
-      <w:r>
-        <w:lastRenderedPageBreak/>
-        <w:t>IBM (n.d.)</w:t>
-      </w:r>
-      <w:r>
-        <w:br/>
-      </w:r>
-      <w:r>
-        <w:t>International Business Machines</w:t>
-      </w:r>
-      <w:r>
-        <w:t>.</w:t>
-      </w:r>
-      <w:r>
-        <w:t xml:space="preserve"> n.d., </w:t>
-      </w:r>
-      <w:r>
-        <w:rPr>
-          <w:i/>
-          <w:iCs/>
-        </w:rPr>
-        <w:t>What is exploratory data analysis (EDA)?</w:t>
-      </w:r>
-      <w:r>
-        <w:br/>
-      </w:r>
-      <w:hyperlink r:id="rId25" w:history="1">
-        <w:r>
-          <w:rPr>
-            <w:rStyle w:val="Hyperlink"/>
-          </w:rPr>
-          <w:t>https://www.ibm.com/think/topics/exploratory-data-analysis</w:t>
-        </w:r>
-      </w:hyperlink>
-      <w:r>
-        <w:t xml:space="preserve"> </w:t>
-      </w:r>
-    </w:p>
-    <w:p>
-      <w:r>
-        <w:t>Stolzenburg et al (2018)</w:t>
-      </w:r>
-      <w:r>
-        <w:br/>
-      </w:r>
-      <w:r>
-        <w:t xml:space="preserve">Stolzenburg S, Freitag S, Evans-Lacko S, </w:t>
-      </w:r>
-      <w:proofErr w:type="spellStart"/>
-      <w:r>
-        <w:t>Speerforck</w:t>
-      </w:r>
-      <w:proofErr w:type="spellEnd"/>
-      <w:r>
-        <w:t xml:space="preserve"> S, Schmidt S, </w:t>
-      </w:r>
-      <w:proofErr w:type="spellStart"/>
-      <w:r>
-        <w:t>Schomerus</w:t>
-      </w:r>
-      <w:proofErr w:type="spellEnd"/>
-      <w:r>
-        <w:t xml:space="preserve"> G.</w:t>
-      </w:r>
-      <w:r>
-        <w:t xml:space="preserve"> 16</w:t>
-      </w:r>
-      <w:r>
-        <w:rPr>
-          <w:vertAlign w:val="superscript"/>
-        </w:rPr>
-        <w:t>th</w:t>
-      </w:r>
-      <w:r>
-        <w:t xml:space="preserve"> January 2018. </w:t>
-      </w:r>
-      <w:r>
-        <w:rPr>
-          <w:i/>
-          <w:iCs/>
-        </w:rPr>
-        <w:t>Individuals with currently untreated mental illness: causal beliefs and readiness to seek help</w:t>
-      </w:r>
-      <w:r>
-        <w:rPr>
-          <w:i/>
-          <w:iCs/>
-        </w:rPr>
-        <w:t>.</w:t>
-      </w:r>
-      <w:r>
-        <w:rPr>
-          <w:i/>
-          <w:iCs/>
-        </w:rPr>
-        <w:br/>
-      </w:r>
-      <w:hyperlink r:id="rId26" w:history="1">
-        <w:r>
-          <w:rPr>
-            <w:rStyle w:val="Hyperlink"/>
-          </w:rPr>
-          <w:t>https://pmc.ncbi.nlm.nih.gov/articles/PMC6998972/</w:t>
-        </w:r>
-      </w:hyperlink>
-      <w:r>
-        <w:t xml:space="preserve"> </w:t>
-      </w:r>
+      </w:pPr>
     </w:p>
     <w:sectPr>
       <w:pgSz w:w="11906" w:h="16838"/>
@@ -7990,6 +9253,7 @@
   <w:style w:type="character" w:default="1" w:styleId="DefaultParagraphFont">
     <w:name w:val="Default Paragraph Font"/>
     <w:uiPriority w:val="1"/>
+    <w:semiHidden/>
     <w:unhideWhenUsed/>
   </w:style>
   <w:style w:type="table" w:default="1" w:styleId="TableNormal">
@@ -8452,6 +9716,25 @@
       <w:spacing w:after="0"/>
     </w:pPr>
   </w:style>
+  <w:style w:type="table" w:styleId="TableGrid">
+    <w:name w:val="Table Grid"/>
+    <w:basedOn w:val="TableNormal"/>
+    <w:uiPriority w:val="39"/>
+    <w:rsid w:val="006E3550"/>
+    <w:pPr>
+      <w:spacing w:after="0" w:line="240" w:lineRule="auto"/>
+    </w:pPr>
+    <w:tblPr>
+      <w:tblBorders>
+        <w:top w:val="single" w:sz="4" w:space="0" w:color="auto"/>
+        <w:left w:val="single" w:sz="4" w:space="0" w:color="auto"/>
+        <w:bottom w:val="single" w:sz="4" w:space="0" w:color="auto"/>
+        <w:right w:val="single" w:sz="4" w:space="0" w:color="auto"/>
+        <w:insideH w:val="single" w:sz="4" w:space="0" w:color="auto"/>
+        <w:insideV w:val="single" w:sz="4" w:space="0" w:color="auto"/>
+      </w:tblBorders>
+    </w:tblPr>
+  </w:style>
 </w:styles>
 </file>
 
